--- a/Fast_API.docx
+++ b/Fast_API.docx
@@ -302,6 +302,1058 @@
         </w:rPr>
         <w:t xml:space="preserve"> developers in 2024.</w:t>
       </w:r>
+    </w:p>
+    <w:p>
+      <w:pPr>
+        <w:pStyle w:val="ListParagraph"/>
+        <w:rPr>
+          <w:sz w:val="24"/>
+          <w:szCs w:val="24"/>
+        </w:rPr>
+      </w:pPr>
+    </w:p>
+    <w:p>
+      <w:pPr>
+        <w:pStyle w:val="ListParagraph"/>
+        <w:ind w:left="0"/>
+        <w:rPr>
+          <w:color w:val="EE0000"/>
+          <w:sz w:val="24"/>
+          <w:szCs w:val="24"/>
+        </w:rPr>
+      </w:pPr>
+      <w:r>
+        <w:rPr>
+          <w:color w:val="EE0000"/>
+          <w:sz w:val="24"/>
+          <w:szCs w:val="24"/>
+          <w:highlight w:val="yellow"/>
+        </w:rPr>
+        <w:t>CREATE YOUR FIRST FASTAPI SEVER ANG HANDLE GET REQ:</w:t>
+      </w:r>
+    </w:p>
+    <w:p>
+      <w:pPr>
+        <w:pStyle w:val="ListParagraph"/>
+        <w:ind w:left="0"/>
+        <w:rPr>
+          <w:sz w:val="24"/>
+          <w:szCs w:val="24"/>
+        </w:rPr>
+      </w:pPr>
+      <w:r>
+        <w:rPr>
+          <w:sz w:val="24"/>
+          <w:szCs w:val="24"/>
+        </w:rPr>
+        <w:t xml:space="preserve">from </w:t>
+      </w:r>
+      <w:proofErr w:type="spellStart"/>
+      <w:r>
+        <w:rPr>
+          <w:sz w:val="24"/>
+          <w:szCs w:val="24"/>
+        </w:rPr>
+        <w:t>fastapi</w:t>
+      </w:r>
+      <w:proofErr w:type="spellEnd"/>
+      <w:r>
+        <w:rPr>
+          <w:sz w:val="24"/>
+          <w:szCs w:val="24"/>
+        </w:rPr>
+        <w:t xml:space="preserve"> import </w:t>
+      </w:r>
+      <w:proofErr w:type="spellStart"/>
+      <w:r>
+        <w:rPr>
+          <w:sz w:val="24"/>
+          <w:szCs w:val="24"/>
+        </w:rPr>
+        <w:t>FastAPI</w:t>
+      </w:r>
+      <w:proofErr w:type="spellEnd"/>
+      <w:r>
+        <w:rPr>
+          <w:sz w:val="24"/>
+          <w:szCs w:val="24"/>
+        </w:rPr>
+        <w:br/>
+        <w:t xml:space="preserve">here </w:t>
+      </w:r>
+      <w:proofErr w:type="spellStart"/>
+      <w:r>
+        <w:rPr>
+          <w:sz w:val="24"/>
+          <w:szCs w:val="24"/>
+        </w:rPr>
+        <w:t>FastAPI</w:t>
+      </w:r>
+      <w:proofErr w:type="spellEnd"/>
+      <w:r>
+        <w:rPr>
+          <w:sz w:val="24"/>
+          <w:szCs w:val="24"/>
+        </w:rPr>
+        <w:t xml:space="preserve"> is the class, for which we need to create an object to access.</w:t>
+      </w:r>
+      <w:r>
+        <w:rPr>
+          <w:sz w:val="24"/>
+          <w:szCs w:val="24"/>
+        </w:rPr>
+        <w:br/>
+      </w:r>
+      <w:r>
+        <w:rPr>
+          <w:sz w:val="24"/>
+          <w:szCs w:val="24"/>
+          <w:highlight w:val="green"/>
+        </w:rPr>
+        <w:t xml:space="preserve">app = </w:t>
+      </w:r>
+      <w:proofErr w:type="spellStart"/>
+      <w:proofErr w:type="gramStart"/>
+      <w:r>
+        <w:rPr>
+          <w:sz w:val="24"/>
+          <w:szCs w:val="24"/>
+          <w:highlight w:val="green"/>
+        </w:rPr>
+        <w:t>FastAPI</w:t>
+      </w:r>
+      <w:proofErr w:type="spellEnd"/>
+      <w:r>
+        <w:rPr>
+          <w:sz w:val="24"/>
+          <w:szCs w:val="24"/>
+          <w:highlight w:val="green"/>
+        </w:rPr>
+        <w:t>(</w:t>
+      </w:r>
+      <w:proofErr w:type="gramEnd"/>
+      <w:r>
+        <w:rPr>
+          <w:sz w:val="24"/>
+          <w:szCs w:val="24"/>
+          <w:highlight w:val="green"/>
+        </w:rPr>
+        <w:t xml:space="preserve">) //here, we create </w:t>
+      </w:r>
+      <w:proofErr w:type="gramStart"/>
+      <w:r>
+        <w:rPr>
+          <w:sz w:val="24"/>
+          <w:szCs w:val="24"/>
+          <w:highlight w:val="green"/>
+        </w:rPr>
+        <w:t>a</w:t>
+      </w:r>
+      <w:proofErr w:type="gramEnd"/>
+      <w:r>
+        <w:rPr>
+          <w:sz w:val="24"/>
+          <w:szCs w:val="24"/>
+          <w:highlight w:val="green"/>
+        </w:rPr>
+        <w:t xml:space="preserve"> object for the class </w:t>
+      </w:r>
+      <w:proofErr w:type="spellStart"/>
+      <w:r>
+        <w:rPr>
+          <w:sz w:val="24"/>
+          <w:szCs w:val="24"/>
+          <w:highlight w:val="green"/>
+        </w:rPr>
+        <w:t>FastAPI</w:t>
+      </w:r>
+      <w:proofErr w:type="spellEnd"/>
+      <w:r>
+        <w:rPr>
+          <w:sz w:val="24"/>
+          <w:szCs w:val="24"/>
+          <w:highlight w:val="green"/>
+        </w:rPr>
+        <w:t>. This line also starts the server.</w:t>
+      </w:r>
+    </w:p>
+    <w:p>
+      <w:pPr>
+        <w:pStyle w:val="ListParagraph"/>
+        <w:ind w:left="0"/>
+        <w:rPr>
+          <w:sz w:val="24"/>
+          <w:szCs w:val="24"/>
+        </w:rPr>
+      </w:pPr>
+      <w:r>
+        <w:rPr>
+          <w:sz w:val="24"/>
+          <w:szCs w:val="24"/>
+        </w:rPr>
+        <w:drawing>
+          <wp:inline distT="0" distB="0" distL="0" distR="0" wp14:anchorId="650A68C3" wp14:editId="7DE981E1">
+            <wp:extent cx="5731510" cy="982980"/>
+            <wp:effectExtent l="0" t="0" r="2540" b="7620"/>
+            <wp:docPr id="773454411" name="Picture 1"/>
+            <wp:cNvGraphicFramePr>
+              <a:graphicFrameLocks xmlns:a="http://schemas.openxmlformats.org/drawingml/2006/main" noChangeAspect="1"/>
+            </wp:cNvGraphicFramePr>
+            <a:graphic xmlns:a="http://schemas.openxmlformats.org/drawingml/2006/main">
+              <a:graphicData uri="http://schemas.openxmlformats.org/drawingml/2006/picture">
+                <pic:pic xmlns:pic="http://schemas.openxmlformats.org/drawingml/2006/picture">
+                  <pic:nvPicPr>
+                    <pic:cNvPr id="773454411" name=""/>
+                    <pic:cNvPicPr/>
+                  </pic:nvPicPr>
+                  <pic:blipFill>
+                    <a:blip r:embed="rId7"/>
+                    <a:stretch>
+                      <a:fillRect/>
+                    </a:stretch>
+                  </pic:blipFill>
+                  <pic:spPr>
+                    <a:xfrm>
+                      <a:off x="0" y="0"/>
+                      <a:ext cx="5731510" cy="982980"/>
+                    </a:xfrm>
+                    <a:prstGeom prst="rect">
+                      <a:avLst/>
+                    </a:prstGeom>
+                  </pic:spPr>
+                </pic:pic>
+              </a:graphicData>
+            </a:graphic>
+          </wp:inline>
+        </w:drawing>
+      </w:r>
+    </w:p>
+    <w:p>
+      <w:pPr>
+        <w:pStyle w:val="ListParagraph"/>
+        <w:ind w:left="0"/>
+        <w:rPr>
+          <w:sz w:val="24"/>
+          <w:szCs w:val="24"/>
+        </w:rPr>
+      </w:pPr>
+      <w:r>
+        <w:rPr>
+          <w:sz w:val="24"/>
+          <w:szCs w:val="24"/>
+        </w:rPr>
+        <w:drawing>
+          <wp:inline distT="0" distB="0" distL="0" distR="0" wp14:anchorId="13352D66" wp14:editId="287FF498">
+            <wp:extent cx="5731510" cy="2806700"/>
+            <wp:effectExtent l="0" t="0" r="2540" b="0"/>
+            <wp:docPr id="638775075" name="Picture 1"/>
+            <wp:cNvGraphicFramePr>
+              <a:graphicFrameLocks xmlns:a="http://schemas.openxmlformats.org/drawingml/2006/main" noChangeAspect="1"/>
+            </wp:cNvGraphicFramePr>
+            <a:graphic xmlns:a="http://schemas.openxmlformats.org/drawingml/2006/main">
+              <a:graphicData uri="http://schemas.openxmlformats.org/drawingml/2006/picture">
+                <pic:pic xmlns:pic="http://schemas.openxmlformats.org/drawingml/2006/picture">
+                  <pic:nvPicPr>
+                    <pic:cNvPr id="638775075" name=""/>
+                    <pic:cNvPicPr/>
+                  </pic:nvPicPr>
+                  <pic:blipFill>
+                    <a:blip r:embed="rId8"/>
+                    <a:stretch>
+                      <a:fillRect/>
+                    </a:stretch>
+                  </pic:blipFill>
+                  <pic:spPr>
+                    <a:xfrm>
+                      <a:off x="0" y="0"/>
+                      <a:ext cx="5731510" cy="2806700"/>
+                    </a:xfrm>
+                    <a:prstGeom prst="rect">
+                      <a:avLst/>
+                    </a:prstGeom>
+                  </pic:spPr>
+                </pic:pic>
+              </a:graphicData>
+            </a:graphic>
+          </wp:inline>
+        </w:drawing>
+      </w:r>
+    </w:p>
+    <w:p>
+      <w:pPr>
+        <w:pStyle w:val="ListParagraph"/>
+        <w:ind w:left="0"/>
+        <w:rPr>
+          <w:sz w:val="24"/>
+          <w:szCs w:val="24"/>
+        </w:rPr>
+      </w:pPr>
+      <w:r>
+        <w:rPr>
+          <w:sz w:val="24"/>
+          <w:szCs w:val="24"/>
+        </w:rPr>
+        <w:lastRenderedPageBreak/>
+        <w:drawing>
+          <wp:inline distT="0" distB="0" distL="0" distR="0" wp14:anchorId="00A25C71" wp14:editId="30B48B91">
+            <wp:extent cx="5731510" cy="3547110"/>
+            <wp:effectExtent l="0" t="0" r="2540" b="0"/>
+            <wp:docPr id="82545793" name="Picture 1"/>
+            <wp:cNvGraphicFramePr>
+              <a:graphicFrameLocks xmlns:a="http://schemas.openxmlformats.org/drawingml/2006/main" noChangeAspect="1"/>
+            </wp:cNvGraphicFramePr>
+            <a:graphic xmlns:a="http://schemas.openxmlformats.org/drawingml/2006/main">
+              <a:graphicData uri="http://schemas.openxmlformats.org/drawingml/2006/picture">
+                <pic:pic xmlns:pic="http://schemas.openxmlformats.org/drawingml/2006/picture">
+                  <pic:nvPicPr>
+                    <pic:cNvPr id="82545793" name=""/>
+                    <pic:cNvPicPr/>
+                  </pic:nvPicPr>
+                  <pic:blipFill>
+                    <a:blip r:embed="rId9"/>
+                    <a:stretch>
+                      <a:fillRect/>
+                    </a:stretch>
+                  </pic:blipFill>
+                  <pic:spPr>
+                    <a:xfrm>
+                      <a:off x="0" y="0"/>
+                      <a:ext cx="5731510" cy="3547110"/>
+                    </a:xfrm>
+                    <a:prstGeom prst="rect">
+                      <a:avLst/>
+                    </a:prstGeom>
+                  </pic:spPr>
+                </pic:pic>
+              </a:graphicData>
+            </a:graphic>
+          </wp:inline>
+        </w:drawing>
+      </w:r>
+    </w:p>
+    <w:p>
+      <w:pPr>
+        <w:pStyle w:val="ListParagraph"/>
+        <w:ind w:left="0"/>
+        <w:rPr>
+          <w:sz w:val="24"/>
+          <w:szCs w:val="24"/>
+        </w:rPr>
+      </w:pPr>
+    </w:p>
+    <w:p>
+      <w:pPr>
+        <w:pStyle w:val="ListParagraph"/>
+        <w:ind w:left="0"/>
+        <w:rPr>
+          <w:sz w:val="24"/>
+          <w:szCs w:val="24"/>
+        </w:rPr>
+      </w:pPr>
+      <w:r>
+        <w:rPr>
+          <w:sz w:val="24"/>
+          <w:szCs w:val="24"/>
+        </w:rPr>
+        <w:t xml:space="preserve">The line server started at </w:t>
+      </w:r>
+      <w:hyperlink r:id="rId10" w:history="1">
+        <w:r>
+          <w:rPr>
+            <w:rStyle w:val="Hyperlink"/>
+            <w:sz w:val="24"/>
+            <w:szCs w:val="24"/>
+          </w:rPr>
+          <w:t>http://127.0.0.1:8000</w:t>
+        </w:r>
+      </w:hyperlink>
+      <w:r>
+        <w:rPr>
+          <w:sz w:val="24"/>
+          <w:szCs w:val="24"/>
+        </w:rPr>
+        <w:t xml:space="preserve"> says that server has started.</w:t>
+      </w:r>
+    </w:p>
+    <w:p>
+      <w:pPr>
+        <w:pStyle w:val="ListParagraph"/>
+        <w:ind w:left="0"/>
+        <w:rPr>
+          <w:sz w:val="24"/>
+          <w:szCs w:val="24"/>
+        </w:rPr>
+      </w:pPr>
+      <w:r>
+        <w:rPr>
+          <w:sz w:val="24"/>
+          <w:szCs w:val="24"/>
+        </w:rPr>
+        <w:drawing>
+          <wp:inline distT="0" distB="0" distL="0" distR="0" wp14:anchorId="6FCDB43F" wp14:editId="67F62EA0">
+            <wp:extent cx="5731510" cy="1972945"/>
+            <wp:effectExtent l="0" t="0" r="2540" b="8255"/>
+            <wp:docPr id="1130940046" name="Picture 1"/>
+            <wp:cNvGraphicFramePr>
+              <a:graphicFrameLocks xmlns:a="http://schemas.openxmlformats.org/drawingml/2006/main" noChangeAspect="1"/>
+            </wp:cNvGraphicFramePr>
+            <a:graphic xmlns:a="http://schemas.openxmlformats.org/drawingml/2006/main">
+              <a:graphicData uri="http://schemas.openxmlformats.org/drawingml/2006/picture">
+                <pic:pic xmlns:pic="http://schemas.openxmlformats.org/drawingml/2006/picture">
+                  <pic:nvPicPr>
+                    <pic:cNvPr id="1130940046" name=""/>
+                    <pic:cNvPicPr/>
+                  </pic:nvPicPr>
+                  <pic:blipFill>
+                    <a:blip r:embed="rId11"/>
+                    <a:stretch>
+                      <a:fillRect/>
+                    </a:stretch>
+                  </pic:blipFill>
+                  <pic:spPr>
+                    <a:xfrm>
+                      <a:off x="0" y="0"/>
+                      <a:ext cx="5731510" cy="1972945"/>
+                    </a:xfrm>
+                    <a:prstGeom prst="rect">
+                      <a:avLst/>
+                    </a:prstGeom>
+                  </pic:spPr>
+                </pic:pic>
+              </a:graphicData>
+            </a:graphic>
+          </wp:inline>
+        </w:drawing>
+      </w:r>
+    </w:p>
+    <w:p>
+      <w:pPr>
+        <w:pStyle w:val="ListParagraph"/>
+        <w:ind w:left="0"/>
+        <w:rPr>
+          <w:sz w:val="24"/>
+          <w:szCs w:val="24"/>
+        </w:rPr>
+      </w:pPr>
+    </w:p>
+    <w:p>
+      <w:pPr>
+        <w:pStyle w:val="ListParagraph"/>
+        <w:ind w:left="0"/>
+        <w:rPr>
+          <w:sz w:val="24"/>
+          <w:szCs w:val="24"/>
+        </w:rPr>
+      </w:pPr>
+      <w:r>
+        <w:rPr>
+          <w:sz w:val="24"/>
+          <w:szCs w:val="24"/>
+        </w:rPr>
+        <w:t xml:space="preserve">Details not found, means we can say, </w:t>
+      </w:r>
+      <w:proofErr w:type="spellStart"/>
+      <w:r>
+        <w:rPr>
+          <w:sz w:val="24"/>
+          <w:szCs w:val="24"/>
+        </w:rPr>
+        <w:t>fastapi</w:t>
+      </w:r>
+      <w:proofErr w:type="spellEnd"/>
+      <w:r>
+        <w:rPr>
+          <w:sz w:val="24"/>
+          <w:szCs w:val="24"/>
+        </w:rPr>
+        <w:t xml:space="preserve"> server is running, but we haven’t configured anything.</w:t>
+      </w:r>
+    </w:p>
+    <w:p>
+      <w:pPr>
+        <w:pStyle w:val="ListParagraph"/>
+        <w:ind w:left="0"/>
+        <w:rPr>
+          <w:sz w:val="24"/>
+          <w:szCs w:val="24"/>
+        </w:rPr>
+      </w:pPr>
+      <w:r>
+        <w:rPr>
+          <w:sz w:val="24"/>
+          <w:szCs w:val="24"/>
+          <w:highlight w:val="yellow"/>
+        </w:rPr>
+        <w:t>Creating an End Point:</w:t>
+      </w:r>
+    </w:p>
+    <w:p>
+      <w:pPr>
+        <w:pStyle w:val="ListParagraph"/>
+        <w:ind w:left="0"/>
+        <w:rPr>
+          <w:sz w:val="24"/>
+          <w:szCs w:val="24"/>
+        </w:rPr>
+      </w:pPr>
+      <w:r>
+        <w:rPr>
+          <w:sz w:val="24"/>
+          <w:szCs w:val="24"/>
+        </w:rPr>
+        <w:t>Endpoint decides what data to be displayed. Developer might have configured that for this particular API, saying for this end point or URL display a particular data.</w:t>
+      </w:r>
+      <w:r>
+        <w:rPr>
+          <w:sz w:val="24"/>
+          <w:szCs w:val="24"/>
+        </w:rPr>
+        <w:br/>
+      </w:r>
+      <w:r>
+        <w:rPr>
+          <w:sz w:val="24"/>
+          <w:szCs w:val="24"/>
+        </w:rPr>
+        <w:br/>
+        <w:t>Example:</w:t>
+      </w:r>
+    </w:p>
+    <w:p>
+      <w:pPr>
+        <w:pStyle w:val="ListParagraph"/>
+        <w:ind w:left="0"/>
+        <w:rPr>
+          <w:sz w:val="24"/>
+          <w:szCs w:val="24"/>
+        </w:rPr>
+      </w:pPr>
+      <w:r>
+        <w:rPr>
+          <w:sz w:val="24"/>
+          <w:szCs w:val="24"/>
+        </w:rPr>
+        <w:t>In a</w:t>
+      </w:r>
+      <w:r>
+        <w:rPr>
+          <w:sz w:val="24"/>
+          <w:szCs w:val="24"/>
+        </w:rPr>
+        <w:t>n</w:t>
+      </w:r>
+      <w:r>
+        <w:rPr>
+          <w:sz w:val="24"/>
+          <w:szCs w:val="24"/>
+        </w:rPr>
+        <w:t xml:space="preserve"> e-commerce website, when we said </w:t>
+      </w:r>
+      <w:hyperlink r:id="rId12" w:history="1">
+        <w:r>
+          <w:rPr>
+            <w:rStyle w:val="Hyperlink"/>
+            <w:sz w:val="24"/>
+            <w:szCs w:val="24"/>
+          </w:rPr>
+          <w:t>https://www.amazon.com/shoes</w:t>
+        </w:r>
+      </w:hyperlink>
+      <w:r>
+        <w:rPr>
+          <w:sz w:val="24"/>
+          <w:szCs w:val="24"/>
+        </w:rPr>
+        <w:t xml:space="preserve"> here, this URL shoes the Shoes products.</w:t>
+      </w:r>
+    </w:p>
+    <w:p>
+      <w:pPr>
+        <w:pStyle w:val="ListParagraph"/>
+        <w:ind w:left="0"/>
+        <w:rPr>
+          <w:sz w:val="24"/>
+          <w:szCs w:val="24"/>
+        </w:rPr>
+      </w:pPr>
+    </w:p>
+    <w:p>
+      <w:pPr>
+        <w:pStyle w:val="ListParagraph"/>
+        <w:ind w:left="0"/>
+        <w:rPr>
+          <w:sz w:val="24"/>
+          <w:szCs w:val="24"/>
+        </w:rPr>
+      </w:pPr>
+    </w:p>
+    <w:p>
+      <w:pPr>
+        <w:pStyle w:val="ListParagraph"/>
+        <w:ind w:left="0"/>
+        <w:rPr>
+          <w:sz w:val="24"/>
+          <w:szCs w:val="24"/>
+        </w:rPr>
+      </w:pPr>
+    </w:p>
+    <w:p>
+      <w:pPr>
+        <w:pStyle w:val="ListParagraph"/>
+        <w:ind w:left="0"/>
+        <w:rPr>
+          <w:sz w:val="24"/>
+          <w:szCs w:val="24"/>
+        </w:rPr>
+      </w:pPr>
+      <w:r>
+        <w:rPr>
+          <w:sz w:val="24"/>
+          <w:szCs w:val="24"/>
+          <w:highlight w:val="yellow"/>
+        </w:rPr>
+        <w:lastRenderedPageBreak/>
+        <w:t>How to create an End Point:</w:t>
+      </w:r>
+    </w:p>
+    <w:p>
+      <w:pPr>
+        <w:pStyle w:val="ListParagraph"/>
+        <w:ind w:left="0"/>
+        <w:rPr>
+          <w:sz w:val="24"/>
+          <w:szCs w:val="24"/>
+        </w:rPr>
+      </w:pPr>
+      <w:r>
+        <w:rPr>
+          <w:sz w:val="24"/>
+          <w:szCs w:val="24"/>
+        </w:rPr>
+        <w:t xml:space="preserve">We have to define a method, to identify it as a </w:t>
+      </w:r>
+      <w:proofErr w:type="spellStart"/>
+      <w:r>
+        <w:rPr>
+          <w:sz w:val="24"/>
+          <w:szCs w:val="24"/>
+        </w:rPr>
+        <w:t>fastapi</w:t>
+      </w:r>
+      <w:proofErr w:type="spellEnd"/>
+      <w:r>
+        <w:rPr>
+          <w:sz w:val="24"/>
+          <w:szCs w:val="24"/>
+        </w:rPr>
+        <w:t xml:space="preserve"> method we use @app.get(</w:t>
+      </w:r>
+      <w:r>
+        <w:rPr>
+          <w:sz w:val="24"/>
+          <w:szCs w:val="24"/>
+        </w:rPr>
+        <w:t>“</w:t>
+      </w:r>
+      <w:r>
+        <w:rPr>
+          <w:sz w:val="24"/>
+          <w:szCs w:val="24"/>
+        </w:rPr>
+        <w:t>&lt;endpoint</w:t>
+      </w:r>
+      <w:r>
+        <w:rPr>
+          <w:sz w:val="24"/>
+          <w:szCs w:val="24"/>
+        </w:rPr>
+        <w:t>path</w:t>
+      </w:r>
+      <w:r>
+        <w:rPr>
+          <w:sz w:val="24"/>
+          <w:szCs w:val="24"/>
+        </w:rPr>
+        <w:t>&gt;</w:t>
+      </w:r>
+      <w:r>
+        <w:rPr>
+          <w:sz w:val="24"/>
+          <w:szCs w:val="24"/>
+        </w:rPr>
+        <w:t>”</w:t>
+      </w:r>
+      <w:r>
+        <w:rPr>
+          <w:sz w:val="24"/>
+          <w:szCs w:val="24"/>
+        </w:rPr>
+        <w:t>) and normal method.</w:t>
+      </w:r>
+      <w:r>
+        <w:rPr>
+          <w:sz w:val="24"/>
+          <w:szCs w:val="24"/>
+        </w:rPr>
+        <w:t xml:space="preserve"> </w:t>
+      </w:r>
+      <w:r>
+        <w:rPr>
+          <w:sz w:val="24"/>
+          <w:szCs w:val="24"/>
+        </w:rPr>
+        <w:t>@app.get(“&lt;endpointpath&gt;”)</w:t>
+      </w:r>
+      <w:r>
+        <w:rPr>
+          <w:sz w:val="24"/>
+          <w:szCs w:val="24"/>
+        </w:rPr>
+        <w:t xml:space="preserve"> also known as route.</w:t>
+      </w:r>
+    </w:p>
+    <w:p>
+      <w:pPr>
+        <w:pStyle w:val="ListParagraph"/>
+        <w:ind w:left="0"/>
+        <w:rPr>
+          <w:sz w:val="24"/>
+          <w:szCs w:val="24"/>
+        </w:rPr>
+      </w:pPr>
+      <w:r>
+        <w:rPr>
+          <w:sz w:val="24"/>
+          <w:szCs w:val="24"/>
+        </w:rPr>
+        <w:t>We can different https method based on the requirement.</w:t>
+      </w:r>
+    </w:p>
+    <w:p>
+      <w:pPr>
+        <w:pStyle w:val="ListParagraph"/>
+        <w:ind w:left="0"/>
+        <w:rPr>
+          <w:sz w:val="24"/>
+          <w:szCs w:val="24"/>
+        </w:rPr>
+      </w:pPr>
+      <w:r>
+        <w:rPr>
+          <w:sz w:val="24"/>
+          <w:szCs w:val="24"/>
+        </w:rPr>
+        <w:drawing>
+          <wp:inline distT="0" distB="0" distL="0" distR="0" wp14:anchorId="3DDDC53F" wp14:editId="3B72E46E">
+            <wp:extent cx="4814888" cy="1361761"/>
+            <wp:effectExtent l="0" t="0" r="5080" b="0"/>
+            <wp:docPr id="878472546" name="Picture 1"/>
+            <wp:cNvGraphicFramePr>
+              <a:graphicFrameLocks xmlns:a="http://schemas.openxmlformats.org/drawingml/2006/main" noChangeAspect="1"/>
+            </wp:cNvGraphicFramePr>
+            <a:graphic xmlns:a="http://schemas.openxmlformats.org/drawingml/2006/main">
+              <a:graphicData uri="http://schemas.openxmlformats.org/drawingml/2006/picture">
+                <pic:pic xmlns:pic="http://schemas.openxmlformats.org/drawingml/2006/picture">
+                  <pic:nvPicPr>
+                    <pic:cNvPr id="878472546" name=""/>
+                    <pic:cNvPicPr/>
+                  </pic:nvPicPr>
+                  <pic:blipFill>
+                    <a:blip r:embed="rId13"/>
+                    <a:stretch>
+                      <a:fillRect/>
+                    </a:stretch>
+                  </pic:blipFill>
+                  <pic:spPr>
+                    <a:xfrm>
+                      <a:off x="0" y="0"/>
+                      <a:ext cx="4931780" cy="1394821"/>
+                    </a:xfrm>
+                    <a:prstGeom prst="rect">
+                      <a:avLst/>
+                    </a:prstGeom>
+                  </pic:spPr>
+                </pic:pic>
+              </a:graphicData>
+            </a:graphic>
+          </wp:inline>
+        </w:drawing>
+      </w:r>
+    </w:p>
+    <w:p>
+      <w:pPr>
+        <w:pStyle w:val="ListParagraph"/>
+        <w:ind w:left="0"/>
+        <w:rPr>
+          <w:sz w:val="24"/>
+          <w:szCs w:val="24"/>
+        </w:rPr>
+      </w:pPr>
+      <w:r>
+        <w:rPr>
+          <w:sz w:val="24"/>
+          <w:szCs w:val="24"/>
+        </w:rPr>
+        <w:drawing>
+          <wp:inline distT="0" distB="0" distL="0" distR="0" wp14:anchorId="21EEF3EF" wp14:editId="1083C8CD">
+            <wp:extent cx="4970154" cy="1014412"/>
+            <wp:effectExtent l="0" t="0" r="1905" b="0"/>
+            <wp:docPr id="975762218" name="Picture 1"/>
+            <wp:cNvGraphicFramePr>
+              <a:graphicFrameLocks xmlns:a="http://schemas.openxmlformats.org/drawingml/2006/main" noChangeAspect="1"/>
+            </wp:cNvGraphicFramePr>
+            <a:graphic xmlns:a="http://schemas.openxmlformats.org/drawingml/2006/main">
+              <a:graphicData uri="http://schemas.openxmlformats.org/drawingml/2006/picture">
+                <pic:pic xmlns:pic="http://schemas.openxmlformats.org/drawingml/2006/picture">
+                  <pic:nvPicPr>
+                    <pic:cNvPr id="975762218" name=""/>
+                    <pic:cNvPicPr/>
+                  </pic:nvPicPr>
+                  <pic:blipFill>
+                    <a:blip r:embed="rId14"/>
+                    <a:stretch>
+                      <a:fillRect/>
+                    </a:stretch>
+                  </pic:blipFill>
+                  <pic:spPr>
+                    <a:xfrm>
+                      <a:off x="0" y="0"/>
+                      <a:ext cx="5011112" cy="1022772"/>
+                    </a:xfrm>
+                    <a:prstGeom prst="rect">
+                      <a:avLst/>
+                    </a:prstGeom>
+                  </pic:spPr>
+                </pic:pic>
+              </a:graphicData>
+            </a:graphic>
+          </wp:inline>
+        </w:drawing>
+      </w:r>
+      <w:r>
+        <w:rPr>
+          <w:sz w:val="24"/>
+          <w:szCs w:val="24"/>
+        </w:rPr>
+        <w:br/>
+      </w:r>
+    </w:p>
+    <w:p>
+      <w:pPr>
+        <w:pStyle w:val="ListParagraph"/>
+        <w:ind w:left="0"/>
+        <w:rPr>
+          <w:sz w:val="24"/>
+          <w:szCs w:val="24"/>
+        </w:rPr>
+      </w:pPr>
+      <w:r>
+        <w:rPr>
+          <w:sz w:val="24"/>
+          <w:szCs w:val="24"/>
+        </w:rPr>
+        <w:t xml:space="preserve">Note: we cannot use same route again, </w:t>
+      </w:r>
+      <w:r>
+        <w:rPr>
+          <w:sz w:val="24"/>
+          <w:szCs w:val="24"/>
+        </w:rPr>
+        <w:t>as ambiguity might occurs.</w:t>
+      </w:r>
+    </w:p>
+    <w:p>
+      <w:pPr>
+        <w:pStyle w:val="ListParagraph"/>
+        <w:ind w:left="0"/>
+        <w:rPr>
+          <w:sz w:val="24"/>
+          <w:szCs w:val="24"/>
+        </w:rPr>
+      </w:pPr>
+      <w:r>
+        <w:rPr>
+          <w:sz w:val="24"/>
+          <w:szCs w:val="24"/>
+        </w:rPr>
+        <w:drawing>
+          <wp:inline distT="0" distB="0" distL="0" distR="0" wp14:anchorId="5144A49F" wp14:editId="21A06F48">
+            <wp:extent cx="5731510" cy="1586865"/>
+            <wp:effectExtent l="0" t="0" r="2540" b="0"/>
+            <wp:docPr id="5458190" name="Picture 1"/>
+            <wp:cNvGraphicFramePr>
+              <a:graphicFrameLocks xmlns:a="http://schemas.openxmlformats.org/drawingml/2006/main" noChangeAspect="1"/>
+            </wp:cNvGraphicFramePr>
+            <a:graphic xmlns:a="http://schemas.openxmlformats.org/drawingml/2006/main">
+              <a:graphicData uri="http://schemas.openxmlformats.org/drawingml/2006/picture">
+                <pic:pic xmlns:pic="http://schemas.openxmlformats.org/drawingml/2006/picture">
+                  <pic:nvPicPr>
+                    <pic:cNvPr id="5458190" name=""/>
+                    <pic:cNvPicPr/>
+                  </pic:nvPicPr>
+                  <pic:blipFill>
+                    <a:blip r:embed="rId15"/>
+                    <a:stretch>
+                      <a:fillRect/>
+                    </a:stretch>
+                  </pic:blipFill>
+                  <pic:spPr>
+                    <a:xfrm>
+                      <a:off x="0" y="0"/>
+                      <a:ext cx="5731510" cy="1586865"/>
+                    </a:xfrm>
+                    <a:prstGeom prst="rect">
+                      <a:avLst/>
+                    </a:prstGeom>
+                  </pic:spPr>
+                </pic:pic>
+              </a:graphicData>
+            </a:graphic>
+          </wp:inline>
+        </w:drawing>
+      </w:r>
+    </w:p>
+    <w:p>
+      <w:pPr>
+        <w:pStyle w:val="ListParagraph"/>
+        <w:ind w:left="0"/>
+        <w:rPr>
+          <w:sz w:val="24"/>
+          <w:szCs w:val="24"/>
+        </w:rPr>
+      </w:pPr>
+      <w:r>
+        <w:rPr>
+          <w:sz w:val="24"/>
+          <w:szCs w:val="24"/>
+        </w:rPr>
+        <w:drawing>
+          <wp:inline distT="0" distB="0" distL="0" distR="0" wp14:anchorId="7248AE07" wp14:editId="34D35105">
+            <wp:extent cx="5731510" cy="1391920"/>
+            <wp:effectExtent l="0" t="0" r="2540" b="0"/>
+            <wp:docPr id="838021062" name="Picture 1"/>
+            <wp:cNvGraphicFramePr>
+              <a:graphicFrameLocks xmlns:a="http://schemas.openxmlformats.org/drawingml/2006/main" noChangeAspect="1"/>
+            </wp:cNvGraphicFramePr>
+            <a:graphic xmlns:a="http://schemas.openxmlformats.org/drawingml/2006/main">
+              <a:graphicData uri="http://schemas.openxmlformats.org/drawingml/2006/picture">
+                <pic:pic xmlns:pic="http://schemas.openxmlformats.org/drawingml/2006/picture">
+                  <pic:nvPicPr>
+                    <pic:cNvPr id="838021062" name=""/>
+                    <pic:cNvPicPr/>
+                  </pic:nvPicPr>
+                  <pic:blipFill>
+                    <a:blip r:embed="rId16"/>
+                    <a:stretch>
+                      <a:fillRect/>
+                    </a:stretch>
+                  </pic:blipFill>
+                  <pic:spPr>
+                    <a:xfrm>
+                      <a:off x="0" y="0"/>
+                      <a:ext cx="5731510" cy="1391920"/>
+                    </a:xfrm>
+                    <a:prstGeom prst="rect">
+                      <a:avLst/>
+                    </a:prstGeom>
+                  </pic:spPr>
+                </pic:pic>
+              </a:graphicData>
+            </a:graphic>
+          </wp:inline>
+        </w:drawing>
+      </w:r>
+    </w:p>
+    <w:p>
+      <w:pPr>
+        <w:pStyle w:val="ListParagraph"/>
+        <w:ind w:left="0"/>
+        <w:rPr>
+          <w:sz w:val="24"/>
+          <w:szCs w:val="24"/>
+        </w:rPr>
+      </w:pPr>
+    </w:p>
+    <w:p>
+      <w:pPr>
+        <w:pStyle w:val="ListParagraph"/>
+        <w:ind w:left="0"/>
+        <w:rPr>
+          <w:color w:val="EE0000"/>
+          <w:sz w:val="24"/>
+          <w:szCs w:val="24"/>
+        </w:rPr>
+      </w:pPr>
+      <w:r>
+        <w:rPr>
+          <w:color w:val="EE0000"/>
+          <w:sz w:val="24"/>
+          <w:szCs w:val="24"/>
+          <w:highlight w:val="yellow"/>
+        </w:rPr>
+        <w:t>QUERY PARAMETERS AND PATH PARAMETERS:</w:t>
+      </w:r>
+    </w:p>
+    <w:p>
+      <w:pPr>
+        <w:pStyle w:val="ListParagraph"/>
+        <w:ind w:left="0"/>
+        <w:rPr>
+          <w:color w:val="EE0000"/>
+          <w:sz w:val="24"/>
+          <w:szCs w:val="24"/>
+        </w:rPr>
+      </w:pPr>
+    </w:p>
+    <w:p>
+      <w:pPr>
+        <w:pStyle w:val="ListParagraph"/>
+        <w:ind w:left="0"/>
+        <w:rPr>
+          <w:color w:val="EE0000"/>
+          <w:sz w:val="24"/>
+          <w:szCs w:val="24"/>
+        </w:rPr>
+      </w:pPr>
+    </w:p>
+    <w:p>
+      <w:pPr>
+        <w:pStyle w:val="ListParagraph"/>
+        <w:ind w:left="0"/>
+        <w:rPr>
+          <w:sz w:val="24"/>
+          <w:szCs w:val="24"/>
+        </w:rPr>
+      </w:pPr>
+    </w:p>
+    <w:p>
+      <w:pPr>
+        <w:pStyle w:val="ListParagraph"/>
+        <w:ind w:left="0"/>
+        <w:rPr>
+          <w:sz w:val="24"/>
+          <w:szCs w:val="24"/>
+        </w:rPr>
+      </w:pPr>
+    </w:p>
+    <w:p>
+      <w:pPr>
+        <w:pStyle w:val="ListParagraph"/>
+        <w:ind w:left="0"/>
+        <w:rPr>
+          <w:sz w:val="24"/>
+          <w:szCs w:val="24"/>
+        </w:rPr>
+      </w:pPr>
+    </w:p>
+    <w:p>
+      <w:pPr>
+        <w:pStyle w:val="ListParagraph"/>
+        <w:rPr>
+          <w:sz w:val="24"/>
+          <w:szCs w:val="24"/>
+        </w:rPr>
+      </w:pPr>
     </w:p>
     <w:p>
       <w:pPr>
@@ -1589,6 +2641,29 @@
     <w:uiPriority w:val="99"/>
     <w:rsid w:val="007860F9"/>
   </w:style>
+  <w:style w:type="character" w:styleId="Hyperlink">
+    <w:name w:val="Hyperlink"/>
+    <w:basedOn w:val="DefaultParagraphFont"/>
+    <w:uiPriority w:val="99"/>
+    <w:unhideWhenUsed/>
+    <w:rsid w:val="00851E53"/>
+    <w:rPr>
+      <w:color w:val="0000FF" w:themeColor="hyperlink"/>
+      <w:u w:val="single"/>
+    </w:rPr>
+  </w:style>
+  <w:style w:type="character" w:styleId="UnresolvedMention">
+    <w:name w:val="Unresolved Mention"/>
+    <w:basedOn w:val="DefaultParagraphFont"/>
+    <w:uiPriority w:val="99"/>
+    <w:semiHidden/>
+    <w:unhideWhenUsed/>
+    <w:rsid w:val="00851E53"/>
+    <w:rPr>
+      <w:color w:val="605E5C"/>
+      <w:shd w:val="clear" w:color="auto" w:fill="E1DFDD"/>
+    </w:rPr>
+  </w:style>
 </w:styles>
 </file>
 

--- a/Fast_API.docx
+++ b/Fast_API.docx
@@ -488,6 +488,7 @@
       </w:pPr>
       <w:r>
         <w:rPr>
+          <w:noProof/>
           <w:sz w:val="24"/>
           <w:szCs w:val="24"/>
         </w:rPr>
@@ -539,6 +540,7 @@
       </w:pPr>
       <w:r>
         <w:rPr>
+          <w:noProof/>
           <w:sz w:val="24"/>
           <w:szCs w:val="24"/>
         </w:rPr>
@@ -590,6 +592,7 @@
       </w:pPr>
       <w:r>
         <w:rPr>
+          <w:noProof/>
           <w:sz w:val="24"/>
           <w:szCs w:val="24"/>
         </w:rPr>
@@ -686,6 +689,7 @@
       </w:pPr>
       <w:r>
         <w:rPr>
+          <w:noProof/>
           <w:sz w:val="24"/>
           <w:szCs w:val="24"/>
         </w:rPr>
@@ -995,21 +999,7 @@
           <w:sz w:val="24"/>
           <w:szCs w:val="24"/>
         </w:rPr>
-        <w:t xml:space="preserve"> </w:t>
-      </w:r>
-      <w:r>
-        <w:rPr>
-          <w:sz w:val="24"/>
-          <w:szCs w:val="24"/>
-        </w:rPr>
-        <w:t>@app.get(“&lt;endpointpath&gt;”)</w:t>
-      </w:r>
-      <w:r>
-        <w:rPr>
-          <w:sz w:val="24"/>
-          <w:szCs w:val="24"/>
-        </w:rPr>
-        <w:t xml:space="preserve"> also known as route.</w:t>
+        <w:t xml:space="preserve"> @app.get(“&lt;endpointpath&gt;”) also known as route.</w:t>
       </w:r>
     </w:p>
     <w:p>
@@ -1040,6 +1030,7 @@
       </w:pPr>
       <w:r>
         <w:rPr>
+          <w:noProof/>
           <w:sz w:val="24"/>
           <w:szCs w:val="24"/>
         </w:rPr>
@@ -1091,6 +1082,7 @@
       </w:pPr>
       <w:r>
         <w:rPr>
+          <w:noProof/>
           <w:sz w:val="24"/>
           <w:szCs w:val="24"/>
         </w:rPr>
@@ -1173,6 +1165,7 @@
       </w:pPr>
       <w:r>
         <w:rPr>
+          <w:noProof/>
           <w:sz w:val="24"/>
           <w:szCs w:val="24"/>
         </w:rPr>
@@ -1224,6 +1217,7 @@
       </w:pPr>
       <w:r>
         <w:rPr>
+          <w:noProof/>
           <w:sz w:val="24"/>
           <w:szCs w:val="24"/>
         </w:rPr>
@@ -1304,6 +1298,49 @@
           <w:szCs w:val="24"/>
         </w:rPr>
       </w:pPr>
+      <w:r>
+        <w:rPr>
+          <w:color w:val="EE0000"/>
+          <w:sz w:val="24"/>
+          <w:szCs w:val="24"/>
+        </w:rPr>
+        <w:lastRenderedPageBreak/>
+        <w:drawing>
+          <wp:inline distT="0" distB="0" distL="0" distR="0" wp14:anchorId="2BD40608" wp14:editId="642D1A91">
+            <wp:extent cx="5731510" cy="2891790"/>
+            <wp:effectExtent l="0" t="0" r="2540" b="3810"/>
+            <wp:docPr id="1976924616" name="Picture 1"/>
+            <wp:cNvGraphicFramePr>
+              <a:graphicFrameLocks xmlns:a="http://schemas.openxmlformats.org/drawingml/2006/main" noChangeAspect="1"/>
+            </wp:cNvGraphicFramePr>
+            <a:graphic xmlns:a="http://schemas.openxmlformats.org/drawingml/2006/main">
+              <a:graphicData uri="http://schemas.openxmlformats.org/drawingml/2006/picture">
+                <pic:pic xmlns:pic="http://schemas.openxmlformats.org/drawingml/2006/picture">
+                  <pic:nvPicPr>
+                    <pic:cNvPr id="1976924616" name=""/>
+                    <pic:cNvPicPr/>
+                  </pic:nvPicPr>
+                  <pic:blipFill>
+                    <a:blip r:embed="rId17"/>
+                    <a:stretch>
+                      <a:fillRect/>
+                    </a:stretch>
+                  </pic:blipFill>
+                  <pic:spPr>
+                    <a:xfrm>
+                      <a:off x="0" y="0"/>
+                      <a:ext cx="5731510" cy="2891790"/>
+                    </a:xfrm>
+                    <a:prstGeom prst="rect">
+                      <a:avLst/>
+                    </a:prstGeom>
+                  </pic:spPr>
+                </pic:pic>
+              </a:graphicData>
+            </a:graphic>
+          </wp:inline>
+        </w:drawing>
+      </w:r>
     </w:p>
     <w:p>
       <w:pPr>
@@ -1315,11 +1352,2470 @@
           <w:szCs w:val="24"/>
         </w:rPr>
       </w:pPr>
+      <w:r>
+        <w:rPr>
+          <w:color w:val="EE0000"/>
+          <w:sz w:val="24"/>
+          <w:szCs w:val="24"/>
+        </w:rPr>
+        <w:drawing>
+          <wp:inline distT="0" distB="0" distL="0" distR="0" wp14:anchorId="64EDA720" wp14:editId="4735E992">
+            <wp:extent cx="5731510" cy="2884805"/>
+            <wp:effectExtent l="0" t="0" r="2540" b="0"/>
+            <wp:docPr id="1134797054" name="Picture 1"/>
+            <wp:cNvGraphicFramePr>
+              <a:graphicFrameLocks xmlns:a="http://schemas.openxmlformats.org/drawingml/2006/main" noChangeAspect="1"/>
+            </wp:cNvGraphicFramePr>
+            <a:graphic xmlns:a="http://schemas.openxmlformats.org/drawingml/2006/main">
+              <a:graphicData uri="http://schemas.openxmlformats.org/drawingml/2006/picture">
+                <pic:pic xmlns:pic="http://schemas.openxmlformats.org/drawingml/2006/picture">
+                  <pic:nvPicPr>
+                    <pic:cNvPr id="1134797054" name=""/>
+                    <pic:cNvPicPr/>
+                  </pic:nvPicPr>
+                  <pic:blipFill>
+                    <a:blip r:embed="rId18"/>
+                    <a:stretch>
+                      <a:fillRect/>
+                    </a:stretch>
+                  </pic:blipFill>
+                  <pic:spPr>
+                    <a:xfrm>
+                      <a:off x="0" y="0"/>
+                      <a:ext cx="5731510" cy="2884805"/>
+                    </a:xfrm>
+                    <a:prstGeom prst="rect">
+                      <a:avLst/>
+                    </a:prstGeom>
+                  </pic:spPr>
+                </pic:pic>
+              </a:graphicData>
+            </a:graphic>
+          </wp:inline>
+        </w:drawing>
+      </w:r>
     </w:p>
     <w:p>
       <w:pPr>
         <w:pStyle w:val="ListParagraph"/>
         <w:ind w:left="0"/>
+        <w:rPr>
+          <w:color w:val="EE0000"/>
+          <w:sz w:val="24"/>
+          <w:szCs w:val="24"/>
+        </w:rPr>
+      </w:pPr>
+      <w:r>
+        <w:rPr>
+          <w:color w:val="EE0000"/>
+          <w:sz w:val="24"/>
+          <w:szCs w:val="24"/>
+        </w:rPr>
+        <w:drawing>
+          <wp:inline distT="0" distB="0" distL="0" distR="0" wp14:anchorId="250A0DF3" wp14:editId="5B97420E">
+            <wp:extent cx="5731510" cy="1619250"/>
+            <wp:effectExtent l="0" t="0" r="2540" b="0"/>
+            <wp:docPr id="1825473031" name="Picture 1"/>
+            <wp:cNvGraphicFramePr>
+              <a:graphicFrameLocks xmlns:a="http://schemas.openxmlformats.org/drawingml/2006/main" noChangeAspect="1"/>
+            </wp:cNvGraphicFramePr>
+            <a:graphic xmlns:a="http://schemas.openxmlformats.org/drawingml/2006/main">
+              <a:graphicData uri="http://schemas.openxmlformats.org/drawingml/2006/picture">
+                <pic:pic xmlns:pic="http://schemas.openxmlformats.org/drawingml/2006/picture">
+                  <pic:nvPicPr>
+                    <pic:cNvPr id="1825473031" name=""/>
+                    <pic:cNvPicPr/>
+                  </pic:nvPicPr>
+                  <pic:blipFill>
+                    <a:blip r:embed="rId19"/>
+                    <a:stretch>
+                      <a:fillRect/>
+                    </a:stretch>
+                  </pic:blipFill>
+                  <pic:spPr>
+                    <a:xfrm>
+                      <a:off x="0" y="0"/>
+                      <a:ext cx="5731510" cy="1619250"/>
+                    </a:xfrm>
+                    <a:prstGeom prst="rect">
+                      <a:avLst/>
+                    </a:prstGeom>
+                  </pic:spPr>
+                </pic:pic>
+              </a:graphicData>
+            </a:graphic>
+          </wp:inline>
+        </w:drawing>
+      </w:r>
+    </w:p>
+    <w:p>
+      <w:pPr>
+        <w:pStyle w:val="ListParagraph"/>
+        <w:ind w:left="0"/>
+        <w:rPr>
+          <w:color w:val="000000" w:themeColor="text1"/>
+          <w:sz w:val="24"/>
+          <w:szCs w:val="24"/>
+        </w:rPr>
+      </w:pPr>
+      <w:r>
+        <w:rPr>
+          <w:color w:val="000000" w:themeColor="text1"/>
+          <w:sz w:val="24"/>
+          <w:szCs w:val="24"/>
+        </w:rPr>
+        <w:t>we had created a mock data and also products named end point.</w:t>
+      </w:r>
+    </w:p>
+    <w:p>
+      <w:pPr>
+        <w:pStyle w:val="ListParagraph"/>
+        <w:ind w:left="0"/>
+        <w:rPr>
+          <w:color w:val="000000" w:themeColor="text1"/>
+          <w:sz w:val="24"/>
+          <w:szCs w:val="24"/>
+        </w:rPr>
+      </w:pPr>
+    </w:p>
+    <w:p>
+      <w:pPr>
+        <w:pStyle w:val="ListParagraph"/>
+        <w:ind w:left="0"/>
+        <w:rPr>
+          <w:color w:val="000000" w:themeColor="text1"/>
+          <w:sz w:val="24"/>
+          <w:szCs w:val="24"/>
+        </w:rPr>
+      </w:pPr>
+      <w:r>
+        <w:rPr>
+          <w:b/>
+          <w:bCs/>
+          <w:color w:val="000000" w:themeColor="text1"/>
+          <w:sz w:val="24"/>
+          <w:szCs w:val="24"/>
+        </w:rPr>
+        <w:t>path parameters</w:t>
+      </w:r>
+      <w:r>
+        <w:rPr>
+          <w:color w:val="000000" w:themeColor="text1"/>
+          <w:sz w:val="24"/>
+          <w:szCs w:val="24"/>
+        </w:rPr>
+        <w:t xml:space="preserve"> are variable segments embedded directly inside a URL path to uniquely identify a specific resource. They are declared using curly braces {} within the route decorator and must match the function's argument names exactly. </w:t>
+      </w:r>
+    </w:p>
+    <w:p>
+      <w:pPr>
+        <w:pStyle w:val="ListParagraph"/>
+        <w:ind w:left="0"/>
+        <w:rPr>
+          <w:color w:val="000000" w:themeColor="text1"/>
+          <w:sz w:val="24"/>
+          <w:szCs w:val="24"/>
+        </w:rPr>
+      </w:pPr>
+    </w:p>
+    <w:p>
+      <w:pPr>
+        <w:pStyle w:val="ListParagraph"/>
+        <w:ind w:left="0"/>
+        <w:rPr>
+          <w:color w:val="EE0000"/>
+          <w:sz w:val="24"/>
+          <w:szCs w:val="24"/>
+        </w:rPr>
+      </w:pPr>
+      <w:r>
+        <w:rPr>
+          <w:noProof/>
+        </w:rPr>
+        <w:lastRenderedPageBreak/>
+        <w:drawing>
+          <wp:inline distT="0" distB="0" distL="0" distR="0" wp14:anchorId="3A5493BC" wp14:editId="6158B144">
+            <wp:extent cx="5731510" cy="1584325"/>
+            <wp:effectExtent l="0" t="0" r="2540" b="0"/>
+            <wp:docPr id="974716731" name="Picture 1"/>
+            <wp:cNvGraphicFramePr>
+              <a:graphicFrameLocks xmlns:a="http://schemas.openxmlformats.org/drawingml/2006/main" noChangeAspect="1"/>
+            </wp:cNvGraphicFramePr>
+            <a:graphic xmlns:a="http://schemas.openxmlformats.org/drawingml/2006/main">
+              <a:graphicData uri="http://schemas.openxmlformats.org/drawingml/2006/picture">
+                <pic:pic xmlns:pic="http://schemas.openxmlformats.org/drawingml/2006/picture">
+                  <pic:nvPicPr>
+                    <pic:cNvPr id="974716731" name=""/>
+                    <pic:cNvPicPr/>
+                  </pic:nvPicPr>
+                  <pic:blipFill>
+                    <a:blip r:embed="rId20"/>
+                    <a:stretch>
+                      <a:fillRect/>
+                    </a:stretch>
+                  </pic:blipFill>
+                  <pic:spPr>
+                    <a:xfrm>
+                      <a:off x="0" y="0"/>
+                      <a:ext cx="5731510" cy="1584325"/>
+                    </a:xfrm>
+                    <a:prstGeom prst="rect">
+                      <a:avLst/>
+                    </a:prstGeom>
+                  </pic:spPr>
+                </pic:pic>
+              </a:graphicData>
+            </a:graphic>
+          </wp:inline>
+        </w:drawing>
+      </w:r>
+    </w:p>
+    <w:p>
+      <w:pPr>
+        <w:pStyle w:val="ListParagraph"/>
+        <w:ind w:left="0"/>
+        <w:rPr>
+          <w:color w:val="EE0000"/>
+          <w:sz w:val="24"/>
+          <w:szCs w:val="24"/>
+        </w:rPr>
+      </w:pPr>
+    </w:p>
+    <w:p>
+      <w:pPr>
+        <w:pStyle w:val="ListParagraph"/>
+        <w:ind w:left="0"/>
+        <w:rPr>
+          <w:sz w:val="24"/>
+          <w:szCs w:val="24"/>
+        </w:rPr>
+      </w:pPr>
+      <w:r>
+        <w:rPr>
+          <w:sz w:val="24"/>
+          <w:szCs w:val="24"/>
+        </w:rPr>
+        <w:t xml:space="preserve">Here, </w:t>
+      </w:r>
+      <w:proofErr w:type="spellStart"/>
+      <w:r>
+        <w:rPr>
+          <w:sz w:val="24"/>
+          <w:szCs w:val="24"/>
+        </w:rPr>
+        <w:t>product_id</w:t>
+      </w:r>
+      <w:proofErr w:type="spellEnd"/>
+      <w:r>
+        <w:rPr>
+          <w:sz w:val="24"/>
+          <w:szCs w:val="24"/>
+        </w:rPr>
+        <w:t xml:space="preserve"> is the path parameter.</w:t>
+      </w:r>
+    </w:p>
+    <w:p>
+      <w:pPr>
+        <w:pStyle w:val="ListParagraph"/>
+        <w:ind w:left="0"/>
+        <w:rPr>
+          <w:sz w:val="24"/>
+          <w:szCs w:val="24"/>
+        </w:rPr>
+      </w:pPr>
+      <w:r>
+        <w:rPr>
+          <w:sz w:val="24"/>
+          <w:szCs w:val="24"/>
+        </w:rPr>
+        <w:drawing>
+          <wp:inline distT="0" distB="0" distL="0" distR="0" wp14:anchorId="58022E08" wp14:editId="4600D89B">
+            <wp:extent cx="5731510" cy="1345565"/>
+            <wp:effectExtent l="0" t="0" r="2540" b="6985"/>
+            <wp:docPr id="1981699546" name="Picture 1"/>
+            <wp:cNvGraphicFramePr>
+              <a:graphicFrameLocks xmlns:a="http://schemas.openxmlformats.org/drawingml/2006/main" noChangeAspect="1"/>
+            </wp:cNvGraphicFramePr>
+            <a:graphic xmlns:a="http://schemas.openxmlformats.org/drawingml/2006/main">
+              <a:graphicData uri="http://schemas.openxmlformats.org/drawingml/2006/picture">
+                <pic:pic xmlns:pic="http://schemas.openxmlformats.org/drawingml/2006/picture">
+                  <pic:nvPicPr>
+                    <pic:cNvPr id="1981699546" name=""/>
+                    <pic:cNvPicPr/>
+                  </pic:nvPicPr>
+                  <pic:blipFill>
+                    <a:blip r:embed="rId21"/>
+                    <a:stretch>
+                      <a:fillRect/>
+                    </a:stretch>
+                  </pic:blipFill>
+                  <pic:spPr>
+                    <a:xfrm>
+                      <a:off x="0" y="0"/>
+                      <a:ext cx="5731510" cy="1345565"/>
+                    </a:xfrm>
+                    <a:prstGeom prst="rect">
+                      <a:avLst/>
+                    </a:prstGeom>
+                  </pic:spPr>
+                </pic:pic>
+              </a:graphicData>
+            </a:graphic>
+          </wp:inline>
+        </w:drawing>
+      </w:r>
+    </w:p>
+    <w:p>
+      <w:pPr>
+        <w:pStyle w:val="ListParagraph"/>
+        <w:ind w:left="0"/>
+        <w:rPr>
+          <w:sz w:val="24"/>
+          <w:szCs w:val="24"/>
+        </w:rPr>
+      </w:pPr>
+      <w:r>
+        <w:rPr>
+          <w:sz w:val="24"/>
+          <w:szCs w:val="24"/>
+        </w:rPr>
+        <w:drawing>
+          <wp:inline distT="0" distB="0" distL="0" distR="0" wp14:anchorId="7B1F9CB9" wp14:editId="12366ABE">
+            <wp:extent cx="5731510" cy="873125"/>
+            <wp:effectExtent l="0" t="0" r="2540" b="3175"/>
+            <wp:docPr id="1492390835" name="Picture 1"/>
+            <wp:cNvGraphicFramePr>
+              <a:graphicFrameLocks xmlns:a="http://schemas.openxmlformats.org/drawingml/2006/main" noChangeAspect="1"/>
+            </wp:cNvGraphicFramePr>
+            <a:graphic xmlns:a="http://schemas.openxmlformats.org/drawingml/2006/main">
+              <a:graphicData uri="http://schemas.openxmlformats.org/drawingml/2006/picture">
+                <pic:pic xmlns:pic="http://schemas.openxmlformats.org/drawingml/2006/picture">
+                  <pic:nvPicPr>
+                    <pic:cNvPr id="1492390835" name=""/>
+                    <pic:cNvPicPr/>
+                  </pic:nvPicPr>
+                  <pic:blipFill>
+                    <a:blip r:embed="rId22"/>
+                    <a:stretch>
+                      <a:fillRect/>
+                    </a:stretch>
+                  </pic:blipFill>
+                  <pic:spPr>
+                    <a:xfrm>
+                      <a:off x="0" y="0"/>
+                      <a:ext cx="5731510" cy="873125"/>
+                    </a:xfrm>
+                    <a:prstGeom prst="rect">
+                      <a:avLst/>
+                    </a:prstGeom>
+                  </pic:spPr>
+                </pic:pic>
+              </a:graphicData>
+            </a:graphic>
+          </wp:inline>
+        </w:drawing>
+      </w:r>
+    </w:p>
+    <w:p>
+      <w:pPr>
+        <w:rPr>
+          <w:sz w:val="24"/>
+          <w:szCs w:val="24"/>
+        </w:rPr>
+      </w:pPr>
+      <w:r>
+        <w:rPr>
+          <w:sz w:val="24"/>
+          <w:szCs w:val="24"/>
+        </w:rPr>
+        <w:t xml:space="preserve">Query parameter is so simple to define than Path parameter, </w:t>
+      </w:r>
+      <w:proofErr w:type="spellStart"/>
+      <w:r>
+        <w:rPr>
+          <w:sz w:val="24"/>
+          <w:szCs w:val="24"/>
+        </w:rPr>
+        <w:t>fast</w:t>
+      </w:r>
+      <w:r>
+        <w:rPr>
+          <w:sz w:val="24"/>
+          <w:szCs w:val="24"/>
+        </w:rPr>
+        <w:t>API</w:t>
+      </w:r>
+      <w:proofErr w:type="spellEnd"/>
+      <w:r>
+        <w:rPr>
+          <w:sz w:val="24"/>
+          <w:szCs w:val="24"/>
+        </w:rPr>
+        <w:t xml:space="preserve"> is so smart that, if we </w:t>
+      </w:r>
+      <w:proofErr w:type="spellStart"/>
+      <w:r>
+        <w:rPr>
+          <w:sz w:val="24"/>
+          <w:szCs w:val="24"/>
+        </w:rPr>
+        <w:t>havenot</w:t>
+      </w:r>
+      <w:proofErr w:type="spellEnd"/>
+      <w:r>
+        <w:rPr>
+          <w:sz w:val="24"/>
+          <w:szCs w:val="24"/>
+        </w:rPr>
+        <w:t xml:space="preserve"> given any path parameter, it will </w:t>
+      </w:r>
+      <w:proofErr w:type="gramStart"/>
+      <w:r>
+        <w:rPr>
+          <w:sz w:val="24"/>
+          <w:szCs w:val="24"/>
+        </w:rPr>
+        <w:t>finds</w:t>
+      </w:r>
+      <w:proofErr w:type="gramEnd"/>
+      <w:r>
+        <w:rPr>
+          <w:sz w:val="24"/>
+          <w:szCs w:val="24"/>
+        </w:rPr>
+        <w:t xml:space="preserve"> out simply that it i</w:t>
+      </w:r>
+      <w:r>
+        <w:rPr>
+          <w:sz w:val="24"/>
+          <w:szCs w:val="24"/>
+        </w:rPr>
+        <w:t>s a</w:t>
+      </w:r>
+      <w:r>
+        <w:rPr>
+          <w:sz w:val="24"/>
+          <w:szCs w:val="24"/>
+        </w:rPr>
+        <w:t xml:space="preserve"> query parameter.</w:t>
+      </w:r>
+    </w:p>
+    <w:p>
+      <w:pPr>
+        <w:rPr>
+          <w:sz w:val="24"/>
+          <w:szCs w:val="24"/>
+        </w:rPr>
+      </w:pPr>
+      <w:r>
+        <w:rPr>
+          <w:sz w:val="24"/>
+          <w:szCs w:val="24"/>
+        </w:rPr>
+        <w:t xml:space="preserve">query parameters are key-value pairs appended after </w:t>
+      </w:r>
+      <w:proofErr w:type="gramStart"/>
+      <w:r>
+        <w:rPr>
+          <w:sz w:val="24"/>
+          <w:szCs w:val="24"/>
+        </w:rPr>
+        <w:t>the ?</w:t>
+      </w:r>
+      <w:proofErr w:type="gramEnd"/>
+      <w:r>
+        <w:rPr>
+          <w:sz w:val="24"/>
+          <w:szCs w:val="24"/>
+        </w:rPr>
+        <w:t xml:space="preserve"> in a URL (e.g., /items/?skip=0&amp;limit=10) used primarily for filtering, sorting, or paginating data. Any function argument in your path operation that is </w:t>
+      </w:r>
+      <w:r>
+        <w:rPr>
+          <w:b/>
+          <w:bCs/>
+          <w:sz w:val="24"/>
+          <w:szCs w:val="24"/>
+        </w:rPr>
+        <w:t>not part of the URL path</w:t>
+      </w:r>
+      <w:r>
+        <w:rPr>
+          <w:sz w:val="24"/>
+          <w:szCs w:val="24"/>
+        </w:rPr>
+        <w:t xml:space="preserve"> is automatically interpreted by </w:t>
+      </w:r>
+      <w:proofErr w:type="spellStart"/>
+      <w:r>
+        <w:rPr>
+          <w:sz w:val="24"/>
+          <w:szCs w:val="24"/>
+        </w:rPr>
+        <w:t>FastAPI</w:t>
+      </w:r>
+      <w:proofErr w:type="spellEnd"/>
+      <w:r>
+        <w:rPr>
+          <w:sz w:val="24"/>
+          <w:szCs w:val="24"/>
+        </w:rPr>
+        <w:t xml:space="preserve"> as a query parameter. </w:t>
+      </w:r>
+    </w:p>
+    <w:p>
+      <w:pPr>
+        <w:rPr>
+          <w:sz w:val="24"/>
+          <w:szCs w:val="24"/>
+        </w:rPr>
+      </w:pPr>
+      <w:r>
+        <w:rPr>
+          <w:sz w:val="24"/>
+          <w:szCs w:val="24"/>
+        </w:rPr>
+        <w:drawing>
+          <wp:inline distT="0" distB="0" distL="0" distR="0" wp14:anchorId="13E87D7E" wp14:editId="5F400627">
+            <wp:extent cx="5731510" cy="2593340"/>
+            <wp:effectExtent l="0" t="0" r="2540" b="0"/>
+            <wp:docPr id="1459701486" name="Picture 1"/>
+            <wp:cNvGraphicFramePr>
+              <a:graphicFrameLocks xmlns:a="http://schemas.openxmlformats.org/drawingml/2006/main" noChangeAspect="1"/>
+            </wp:cNvGraphicFramePr>
+            <a:graphic xmlns:a="http://schemas.openxmlformats.org/drawingml/2006/main">
+              <a:graphicData uri="http://schemas.openxmlformats.org/drawingml/2006/picture">
+                <pic:pic xmlns:pic="http://schemas.openxmlformats.org/drawingml/2006/picture">
+                  <pic:nvPicPr>
+                    <pic:cNvPr id="1459701486" name=""/>
+                    <pic:cNvPicPr/>
+                  </pic:nvPicPr>
+                  <pic:blipFill>
+                    <a:blip r:embed="rId23"/>
+                    <a:stretch>
+                      <a:fillRect/>
+                    </a:stretch>
+                  </pic:blipFill>
+                  <pic:spPr>
+                    <a:xfrm>
+                      <a:off x="0" y="0"/>
+                      <a:ext cx="5731510" cy="2593340"/>
+                    </a:xfrm>
+                    <a:prstGeom prst="rect">
+                      <a:avLst/>
+                    </a:prstGeom>
+                  </pic:spPr>
+                </pic:pic>
+              </a:graphicData>
+            </a:graphic>
+          </wp:inline>
+        </w:drawing>
+      </w:r>
+    </w:p>
+    <w:p>
+      <w:pPr>
+        <w:rPr>
+          <w:sz w:val="24"/>
+          <w:szCs w:val="24"/>
+        </w:rPr>
+      </w:pPr>
+      <w:r>
+        <w:rPr>
+          <w:sz w:val="24"/>
+          <w:szCs w:val="24"/>
+        </w:rPr>
+        <w:lastRenderedPageBreak/>
+        <w:drawing>
+          <wp:inline distT="0" distB="0" distL="0" distR="0" wp14:anchorId="0EE75233" wp14:editId="5081B8D5">
+            <wp:extent cx="5731510" cy="1400175"/>
+            <wp:effectExtent l="0" t="0" r="2540" b="9525"/>
+            <wp:docPr id="344626704" name="Picture 1"/>
+            <wp:cNvGraphicFramePr>
+              <a:graphicFrameLocks xmlns:a="http://schemas.openxmlformats.org/drawingml/2006/main" noChangeAspect="1"/>
+            </wp:cNvGraphicFramePr>
+            <a:graphic xmlns:a="http://schemas.openxmlformats.org/drawingml/2006/main">
+              <a:graphicData uri="http://schemas.openxmlformats.org/drawingml/2006/picture">
+                <pic:pic xmlns:pic="http://schemas.openxmlformats.org/drawingml/2006/picture">
+                  <pic:nvPicPr>
+                    <pic:cNvPr id="344626704" name=""/>
+                    <pic:cNvPicPr/>
+                  </pic:nvPicPr>
+                  <pic:blipFill>
+                    <a:blip r:embed="rId24"/>
+                    <a:stretch>
+                      <a:fillRect/>
+                    </a:stretch>
+                  </pic:blipFill>
+                  <pic:spPr>
+                    <a:xfrm>
+                      <a:off x="0" y="0"/>
+                      <a:ext cx="5731510" cy="1400175"/>
+                    </a:xfrm>
+                    <a:prstGeom prst="rect">
+                      <a:avLst/>
+                    </a:prstGeom>
+                  </pic:spPr>
+                </pic:pic>
+              </a:graphicData>
+            </a:graphic>
+          </wp:inline>
+        </w:drawing>
+      </w:r>
+    </w:p>
+    <w:p>
+      <w:pPr>
+        <w:rPr>
+          <w:sz w:val="24"/>
+          <w:szCs w:val="24"/>
+        </w:rPr>
+      </w:pPr>
+      <w:r>
+        <w:rPr>
+          <w:sz w:val="24"/>
+          <w:szCs w:val="24"/>
+        </w:rPr>
+        <w:t xml:space="preserve">If we have </w:t>
+      </w:r>
+      <w:proofErr w:type="gramStart"/>
+      <w:r>
+        <w:rPr>
+          <w:sz w:val="24"/>
+          <w:szCs w:val="24"/>
+        </w:rPr>
+        <w:t>add</w:t>
+      </w:r>
+      <w:proofErr w:type="gramEnd"/>
+      <w:r>
+        <w:rPr>
+          <w:sz w:val="24"/>
+          <w:szCs w:val="24"/>
+        </w:rPr>
+        <w:t xml:space="preserve"> a query parameter means ?&lt;name&gt; after greet and observe the output.</w:t>
+      </w:r>
+    </w:p>
+    <w:p>
+      <w:pPr>
+        <w:rPr>
+          <w:sz w:val="24"/>
+          <w:szCs w:val="24"/>
+        </w:rPr>
+      </w:pPr>
+      <w:r>
+        <w:rPr>
+          <w:sz w:val="24"/>
+          <w:szCs w:val="24"/>
+        </w:rPr>
+        <w:drawing>
+          <wp:inline distT="0" distB="0" distL="0" distR="0" wp14:anchorId="5972EEA0" wp14:editId="29395189">
+            <wp:extent cx="5159187" cy="1158340"/>
+            <wp:effectExtent l="0" t="0" r="3810" b="3810"/>
+            <wp:docPr id="1137275339" name="Picture 1"/>
+            <wp:cNvGraphicFramePr>
+              <a:graphicFrameLocks xmlns:a="http://schemas.openxmlformats.org/drawingml/2006/main" noChangeAspect="1"/>
+            </wp:cNvGraphicFramePr>
+            <a:graphic xmlns:a="http://schemas.openxmlformats.org/drawingml/2006/main">
+              <a:graphicData uri="http://schemas.openxmlformats.org/drawingml/2006/picture">
+                <pic:pic xmlns:pic="http://schemas.openxmlformats.org/drawingml/2006/picture">
+                  <pic:nvPicPr>
+                    <pic:cNvPr id="1137275339" name=""/>
+                    <pic:cNvPicPr/>
+                  </pic:nvPicPr>
+                  <pic:blipFill>
+                    <a:blip r:embed="rId25"/>
+                    <a:stretch>
+                      <a:fillRect/>
+                    </a:stretch>
+                  </pic:blipFill>
+                  <pic:spPr>
+                    <a:xfrm>
+                      <a:off x="0" y="0"/>
+                      <a:ext cx="5159187" cy="1158340"/>
+                    </a:xfrm>
+                    <a:prstGeom prst="rect">
+                      <a:avLst/>
+                    </a:prstGeom>
+                  </pic:spPr>
+                </pic:pic>
+              </a:graphicData>
+            </a:graphic>
+          </wp:inline>
+        </w:drawing>
+      </w:r>
+    </w:p>
+    <w:p>
+      <w:pPr>
+        <w:rPr>
+          <w:sz w:val="24"/>
+          <w:szCs w:val="24"/>
+        </w:rPr>
+      </w:pPr>
+      <w:r>
+        <w:rPr>
+          <w:sz w:val="24"/>
+          <w:szCs w:val="24"/>
+        </w:rPr>
+        <w:t>No change is seen and name is not included anywhere there, as we haven’t added anything in the parameters.</w:t>
+      </w:r>
+    </w:p>
+    <w:p>
+      <w:pPr>
+        <w:rPr>
+          <w:sz w:val="24"/>
+          <w:szCs w:val="24"/>
+        </w:rPr>
+      </w:pPr>
+      <w:r>
+        <w:rPr>
+          <w:sz w:val="24"/>
+          <w:szCs w:val="24"/>
+        </w:rPr>
+        <w:drawing>
+          <wp:inline distT="0" distB="0" distL="0" distR="0" wp14:anchorId="57249D56" wp14:editId="32B4E04F">
+            <wp:extent cx="5082980" cy="1676545"/>
+            <wp:effectExtent l="0" t="0" r="3810" b="0"/>
+            <wp:docPr id="252614785" name="Picture 1"/>
+            <wp:cNvGraphicFramePr>
+              <a:graphicFrameLocks xmlns:a="http://schemas.openxmlformats.org/drawingml/2006/main" noChangeAspect="1"/>
+            </wp:cNvGraphicFramePr>
+            <a:graphic xmlns:a="http://schemas.openxmlformats.org/drawingml/2006/main">
+              <a:graphicData uri="http://schemas.openxmlformats.org/drawingml/2006/picture">
+                <pic:pic xmlns:pic="http://schemas.openxmlformats.org/drawingml/2006/picture">
+                  <pic:nvPicPr>
+                    <pic:cNvPr id="252614785" name=""/>
+                    <pic:cNvPicPr/>
+                  </pic:nvPicPr>
+                  <pic:blipFill>
+                    <a:blip r:embed="rId26"/>
+                    <a:stretch>
+                      <a:fillRect/>
+                    </a:stretch>
+                  </pic:blipFill>
+                  <pic:spPr>
+                    <a:xfrm>
+                      <a:off x="0" y="0"/>
+                      <a:ext cx="5082980" cy="1676545"/>
+                    </a:xfrm>
+                    <a:prstGeom prst="rect">
+                      <a:avLst/>
+                    </a:prstGeom>
+                  </pic:spPr>
+                </pic:pic>
+              </a:graphicData>
+            </a:graphic>
+          </wp:inline>
+        </w:drawing>
+      </w:r>
+    </w:p>
+    <w:p>
+      <w:pPr>
+        <w:rPr>
+          <w:sz w:val="24"/>
+          <w:szCs w:val="24"/>
+        </w:rPr>
+      </w:pPr>
+      <w:r>
+        <w:rPr>
+          <w:sz w:val="24"/>
+          <w:szCs w:val="24"/>
+        </w:rPr>
+        <w:drawing>
+          <wp:inline distT="0" distB="0" distL="0" distR="0" wp14:anchorId="70B812E7" wp14:editId="3E70961B">
+            <wp:extent cx="5731510" cy="1038860"/>
+            <wp:effectExtent l="0" t="0" r="2540" b="8890"/>
+            <wp:docPr id="2097489599" name="Picture 1"/>
+            <wp:cNvGraphicFramePr>
+              <a:graphicFrameLocks xmlns:a="http://schemas.openxmlformats.org/drawingml/2006/main" noChangeAspect="1"/>
+            </wp:cNvGraphicFramePr>
+            <a:graphic xmlns:a="http://schemas.openxmlformats.org/drawingml/2006/main">
+              <a:graphicData uri="http://schemas.openxmlformats.org/drawingml/2006/picture">
+                <pic:pic xmlns:pic="http://schemas.openxmlformats.org/drawingml/2006/picture">
+                  <pic:nvPicPr>
+                    <pic:cNvPr id="2097489599" name=""/>
+                    <pic:cNvPicPr/>
+                  </pic:nvPicPr>
+                  <pic:blipFill>
+                    <a:blip r:embed="rId27"/>
+                    <a:stretch>
+                      <a:fillRect/>
+                    </a:stretch>
+                  </pic:blipFill>
+                  <pic:spPr>
+                    <a:xfrm>
+                      <a:off x="0" y="0"/>
+                      <a:ext cx="5731510" cy="1038860"/>
+                    </a:xfrm>
+                    <a:prstGeom prst="rect">
+                      <a:avLst/>
+                    </a:prstGeom>
+                  </pic:spPr>
+                </pic:pic>
+              </a:graphicData>
+            </a:graphic>
+          </wp:inline>
+        </w:drawing>
+      </w:r>
+    </w:p>
+    <w:p>
+      <w:pPr>
+        <w:rPr>
+          <w:sz w:val="24"/>
+          <w:szCs w:val="24"/>
+        </w:rPr>
+      </w:pPr>
+      <w:r>
+        <w:rPr>
+          <w:sz w:val="24"/>
+          <w:szCs w:val="24"/>
+        </w:rPr>
+        <w:t>Think:</w:t>
+      </w:r>
+    </w:p>
+    <w:p>
+      <w:pPr>
+        <w:rPr>
+          <w:sz w:val="24"/>
+          <w:szCs w:val="24"/>
+        </w:rPr>
+      </w:pPr>
+      <w:r>
+        <w:rPr>
+          <w:b/>
+          <w:bCs/>
+          <w:sz w:val="24"/>
+          <w:szCs w:val="24"/>
+        </w:rPr>
+        <w:t>PATH = Which thing?</w:t>
+      </w:r>
+      <w:r>
+        <w:rPr>
+          <w:sz w:val="24"/>
+          <w:szCs w:val="24"/>
+        </w:rPr>
+        <w:br/>
+      </w:r>
+      <w:r>
+        <w:rPr>
+          <w:b/>
+          <w:bCs/>
+          <w:sz w:val="24"/>
+          <w:szCs w:val="24"/>
+        </w:rPr>
+        <w:t>QUERY = How do I want it?</w:t>
+      </w:r>
+    </w:p>
+    <w:p>
+      <w:pPr>
+        <w:rPr>
+          <w:b/>
+          <w:bCs/>
+          <w:sz w:val="24"/>
+          <w:szCs w:val="24"/>
+        </w:rPr>
+      </w:pPr>
+      <w:r>
+        <w:rPr>
+          <w:b/>
+          <w:bCs/>
+          <w:sz w:val="24"/>
+          <w:szCs w:val="24"/>
+        </w:rPr>
+        <w:t>1. Path parameter → "Which specific resource?"</w:t>
+      </w:r>
+    </w:p>
+    <w:p>
+      <w:pPr>
+        <w:rPr>
+          <w:sz w:val="24"/>
+          <w:szCs w:val="24"/>
+        </w:rPr>
+      </w:pPr>
+      <w:r>
+        <w:rPr>
+          <w:sz w:val="24"/>
+          <w:szCs w:val="24"/>
+        </w:rPr>
+        <w:t>Suppose you have users:</w:t>
+      </w:r>
+    </w:p>
+    <w:p>
+      <w:pPr>
+        <w:rPr>
+          <w:sz w:val="24"/>
+          <w:szCs w:val="24"/>
+        </w:rPr>
+      </w:pPr>
+      <w:r>
+        <w:rPr>
+          <w:sz w:val="24"/>
+          <w:szCs w:val="24"/>
+        </w:rPr>
+        <w:t>/users/101</w:t>
+      </w:r>
+    </w:p>
+    <w:p>
+      <w:pPr>
+        <w:rPr>
+          <w:sz w:val="24"/>
+          <w:szCs w:val="24"/>
+        </w:rPr>
+      </w:pPr>
+      <w:r>
+        <w:rPr>
+          <w:sz w:val="24"/>
+          <w:szCs w:val="24"/>
+        </w:rPr>
+        <w:lastRenderedPageBreak/>
+        <w:t>/users/102</w:t>
+      </w:r>
+    </w:p>
+    <w:p>
+      <w:pPr>
+        <w:rPr>
+          <w:sz w:val="24"/>
+          <w:szCs w:val="24"/>
+        </w:rPr>
+      </w:pPr>
+      <w:r>
+        <w:rPr>
+          <w:sz w:val="24"/>
+          <w:szCs w:val="24"/>
+        </w:rPr>
+        <w:t>/users/103</w:t>
+      </w:r>
+    </w:p>
+    <w:p>
+      <w:pPr>
+        <w:rPr>
+          <w:sz w:val="24"/>
+          <w:szCs w:val="24"/>
+        </w:rPr>
+      </w:pPr>
+      <w:r>
+        <w:rPr>
+          <w:sz w:val="24"/>
+          <w:szCs w:val="24"/>
+        </w:rPr>
+        <w:t xml:space="preserve">Here 101 tells the API </w:t>
+      </w:r>
+      <w:r>
+        <w:rPr>
+          <w:b/>
+          <w:bCs/>
+          <w:sz w:val="24"/>
+          <w:szCs w:val="24"/>
+        </w:rPr>
+        <w:t>which user</w:t>
+      </w:r>
+      <w:r>
+        <w:rPr>
+          <w:sz w:val="24"/>
+          <w:szCs w:val="24"/>
+        </w:rPr>
+        <w:t xml:space="preserve"> you want.</w:t>
+      </w:r>
+    </w:p>
+    <w:p>
+      <w:pPr>
+        <w:rPr>
+          <w:sz w:val="24"/>
+          <w:szCs w:val="24"/>
+        </w:rPr>
+      </w:pPr>
+      <w:r>
+        <w:rPr>
+          <w:sz w:val="24"/>
+          <w:szCs w:val="24"/>
+        </w:rPr>
+        <w:t>@app.get("/users/{user_id}")</w:t>
+      </w:r>
+    </w:p>
+    <w:p>
+      <w:pPr>
+        <w:rPr>
+          <w:sz w:val="24"/>
+          <w:szCs w:val="24"/>
+        </w:rPr>
+      </w:pPr>
+      <w:r>
+        <w:rPr>
+          <w:sz w:val="24"/>
+          <w:szCs w:val="24"/>
+        </w:rPr>
+        <w:t xml:space="preserve">def </w:t>
+      </w:r>
+      <w:proofErr w:type="spellStart"/>
+      <w:r>
+        <w:rPr>
+          <w:sz w:val="24"/>
+          <w:szCs w:val="24"/>
+        </w:rPr>
+        <w:t>get_</w:t>
+      </w:r>
+      <w:proofErr w:type="gramStart"/>
+      <w:r>
+        <w:rPr>
+          <w:sz w:val="24"/>
+          <w:szCs w:val="24"/>
+        </w:rPr>
+        <w:t>user</w:t>
+      </w:r>
+      <w:proofErr w:type="spellEnd"/>
+      <w:r>
+        <w:rPr>
+          <w:sz w:val="24"/>
+          <w:szCs w:val="24"/>
+        </w:rPr>
+        <w:t>(</w:t>
+      </w:r>
+      <w:proofErr w:type="spellStart"/>
+      <w:proofErr w:type="gramEnd"/>
+      <w:r>
+        <w:rPr>
+          <w:sz w:val="24"/>
+          <w:szCs w:val="24"/>
+        </w:rPr>
+        <w:t>user_id</w:t>
+      </w:r>
+      <w:proofErr w:type="spellEnd"/>
+      <w:r>
+        <w:rPr>
+          <w:sz w:val="24"/>
+          <w:szCs w:val="24"/>
+        </w:rPr>
+        <w:t>: int):</w:t>
+      </w:r>
+    </w:p>
+    <w:p>
+      <w:pPr>
+        <w:rPr>
+          <w:sz w:val="24"/>
+          <w:szCs w:val="24"/>
+        </w:rPr>
+      </w:pPr>
+      <w:r>
+        <w:rPr>
+          <w:sz w:val="24"/>
+          <w:szCs w:val="24"/>
+        </w:rPr>
+        <w:t xml:space="preserve">    return {"</w:t>
+      </w:r>
+      <w:proofErr w:type="spellStart"/>
+      <w:r>
+        <w:rPr>
+          <w:sz w:val="24"/>
+          <w:szCs w:val="24"/>
+        </w:rPr>
+        <w:t>user_id</w:t>
+      </w:r>
+      <w:proofErr w:type="spellEnd"/>
+      <w:r>
+        <w:rPr>
+          <w:sz w:val="24"/>
+          <w:szCs w:val="24"/>
+        </w:rPr>
+        <w:t xml:space="preserve">": </w:t>
+      </w:r>
+      <w:proofErr w:type="spellStart"/>
+      <w:r>
+        <w:rPr>
+          <w:sz w:val="24"/>
+          <w:szCs w:val="24"/>
+        </w:rPr>
+        <w:t>user_id</w:t>
+      </w:r>
+      <w:proofErr w:type="spellEnd"/>
+      <w:r>
+        <w:rPr>
+          <w:sz w:val="24"/>
+          <w:szCs w:val="24"/>
+        </w:rPr>
+        <w:t>}</w:t>
+      </w:r>
+    </w:p>
+    <w:p>
+      <w:pPr>
+        <w:rPr>
+          <w:sz w:val="24"/>
+          <w:szCs w:val="24"/>
+        </w:rPr>
+      </w:pPr>
+      <w:r>
+        <w:rPr>
+          <w:sz w:val="24"/>
+          <w:szCs w:val="24"/>
+        </w:rPr>
+        <w:t>Request:</w:t>
+      </w:r>
+    </w:p>
+    <w:p>
+      <w:pPr>
+        <w:rPr>
+          <w:sz w:val="24"/>
+          <w:szCs w:val="24"/>
+        </w:rPr>
+      </w:pPr>
+      <w:r>
+        <w:rPr>
+          <w:sz w:val="24"/>
+          <w:szCs w:val="24"/>
+        </w:rPr>
+        <w:t>/users/101</w:t>
+      </w:r>
+    </w:p>
+    <w:p>
+      <w:pPr>
+        <w:rPr>
+          <w:sz w:val="24"/>
+          <w:szCs w:val="24"/>
+        </w:rPr>
+      </w:pPr>
+      <w:r>
+        <w:rPr>
+          <w:rFonts w:ascii="Segoe UI Emoji" w:hAnsi="Segoe UI Emoji" w:cs="Segoe UI Emoji"/>
+          <w:sz w:val="24"/>
+          <w:szCs w:val="24"/>
+        </w:rPr>
+        <w:t>👉</w:t>
+      </w:r>
+      <w:r>
+        <w:rPr>
+          <w:sz w:val="24"/>
+          <w:szCs w:val="24"/>
+        </w:rPr>
+        <w:t xml:space="preserve"> 101 = </w:t>
+      </w:r>
+      <w:r>
+        <w:rPr>
+          <w:b/>
+          <w:bCs/>
+          <w:sz w:val="24"/>
+          <w:szCs w:val="24"/>
+        </w:rPr>
+        <w:t>path parameter</w:t>
+      </w:r>
+    </w:p>
+    <w:p>
+      <w:pPr>
+        <w:rPr>
+          <w:b/>
+          <w:bCs/>
+          <w:sz w:val="24"/>
+          <w:szCs w:val="24"/>
+        </w:rPr>
+      </w:pPr>
+      <w:r>
+        <w:rPr>
+          <w:b/>
+          <w:bCs/>
+          <w:sz w:val="24"/>
+          <w:szCs w:val="24"/>
+        </w:rPr>
+        <w:t xml:space="preserve">Think of it like an address </w:t>
+      </w:r>
+      <w:r>
+        <w:rPr>
+          <w:rFonts w:ascii="Segoe UI Emoji" w:hAnsi="Segoe UI Emoji" w:cs="Segoe UI Emoji"/>
+          <w:b/>
+          <w:bCs/>
+          <w:sz w:val="24"/>
+          <w:szCs w:val="24"/>
+        </w:rPr>
+        <w:t>🏠</w:t>
+      </w:r>
+    </w:p>
+    <w:p>
+      <w:pPr>
+        <w:rPr>
+          <w:sz w:val="24"/>
+          <w:szCs w:val="24"/>
+        </w:rPr>
+      </w:pPr>
+      <w:r>
+        <w:rPr>
+          <w:sz w:val="24"/>
+          <w:szCs w:val="24"/>
+        </w:rPr>
+        <w:t xml:space="preserve">India → Hyderabad → </w:t>
+      </w:r>
+      <w:proofErr w:type="spellStart"/>
+      <w:r>
+        <w:rPr>
+          <w:sz w:val="24"/>
+          <w:szCs w:val="24"/>
+        </w:rPr>
+        <w:t>Kokapet</w:t>
+      </w:r>
+      <w:proofErr w:type="spellEnd"/>
+      <w:r>
+        <w:rPr>
+          <w:sz w:val="24"/>
+          <w:szCs w:val="24"/>
+        </w:rPr>
+        <w:t xml:space="preserve"> → House 25</w:t>
+      </w:r>
+    </w:p>
+    <w:p>
+      <w:pPr>
+        <w:rPr>
+          <w:sz w:val="24"/>
+          <w:szCs w:val="24"/>
+        </w:rPr>
+      </w:pPr>
+      <w:r>
+        <w:rPr>
+          <w:sz w:val="24"/>
+          <w:szCs w:val="24"/>
+        </w:rPr>
+        <w:t xml:space="preserve">                         ↑</w:t>
+      </w:r>
+    </w:p>
+    <w:p>
+      <w:pPr>
+        <w:rPr>
+          <w:sz w:val="24"/>
+          <w:szCs w:val="24"/>
+        </w:rPr>
+      </w:pPr>
+      <w:r>
+        <w:rPr>
+          <w:sz w:val="24"/>
+          <w:szCs w:val="24"/>
+        </w:rPr>
+        <w:t xml:space="preserve">                    specific thing</w:t>
+      </w:r>
+    </w:p>
+    <w:p>
+      <w:pPr>
+        <w:rPr>
+          <w:sz w:val="24"/>
+          <w:szCs w:val="24"/>
+        </w:rPr>
+      </w:pPr>
+      <w:r>
+        <w:rPr>
+          <w:sz w:val="24"/>
+          <w:szCs w:val="24"/>
+        </w:rPr>
+        <w:t xml:space="preserve">The path identifies </w:t>
+      </w:r>
+      <w:r>
+        <w:rPr>
+          <w:b/>
+          <w:bCs/>
+          <w:sz w:val="24"/>
+          <w:szCs w:val="24"/>
+        </w:rPr>
+        <w:t>exactly what you're looking for</w:t>
+      </w:r>
+      <w:r>
+        <w:rPr>
+          <w:sz w:val="24"/>
+          <w:szCs w:val="24"/>
+        </w:rPr>
+        <w:t>.</w:t>
+      </w:r>
+    </w:p>
+    <w:p>
+      <w:pPr>
+        <w:rPr>
+          <w:b/>
+          <w:bCs/>
+          <w:sz w:val="24"/>
+          <w:szCs w:val="24"/>
+        </w:rPr>
+      </w:pPr>
+      <w:r>
+        <w:rPr>
+          <w:b/>
+          <w:bCs/>
+          <w:sz w:val="24"/>
+          <w:szCs w:val="24"/>
+        </w:rPr>
+        <w:t>2. Query parameter → "How/which way do I want it?"</w:t>
+      </w:r>
+    </w:p>
+    <w:p>
+      <w:pPr>
+        <w:rPr>
+          <w:sz w:val="24"/>
+          <w:szCs w:val="24"/>
+        </w:rPr>
+      </w:pPr>
+      <w:r>
+        <w:rPr>
+          <w:sz w:val="24"/>
+          <w:szCs w:val="24"/>
+        </w:rPr>
+        <w:t xml:space="preserve">Suppose you want users, but you want to </w:t>
+      </w:r>
+      <w:r>
+        <w:rPr>
+          <w:b/>
+          <w:bCs/>
+          <w:sz w:val="24"/>
+          <w:szCs w:val="24"/>
+        </w:rPr>
+        <w:t>filter</w:t>
+      </w:r>
+      <w:r>
+        <w:rPr>
+          <w:sz w:val="24"/>
+          <w:szCs w:val="24"/>
+        </w:rPr>
+        <w:t xml:space="preserve"> or </w:t>
+      </w:r>
+      <w:r>
+        <w:rPr>
+          <w:b/>
+          <w:bCs/>
+          <w:sz w:val="24"/>
+          <w:szCs w:val="24"/>
+        </w:rPr>
+        <w:t>sort</w:t>
+      </w:r>
+      <w:r>
+        <w:rPr>
+          <w:sz w:val="24"/>
+          <w:szCs w:val="24"/>
+        </w:rPr>
+        <w:t xml:space="preserve"> them.</w:t>
+      </w:r>
+    </w:p>
+    <w:p>
+      <w:pPr>
+        <w:rPr>
+          <w:sz w:val="24"/>
+          <w:szCs w:val="24"/>
+        </w:rPr>
+      </w:pPr>
+      <w:r>
+        <w:rPr>
+          <w:sz w:val="24"/>
+          <w:szCs w:val="24"/>
+        </w:rPr>
+        <w:t>/</w:t>
+      </w:r>
+      <w:proofErr w:type="spellStart"/>
+      <w:proofErr w:type="gramStart"/>
+      <w:r>
+        <w:rPr>
+          <w:sz w:val="24"/>
+          <w:szCs w:val="24"/>
+        </w:rPr>
+        <w:t>users</w:t>
+      </w:r>
+      <w:proofErr w:type="gramEnd"/>
+      <w:r>
+        <w:rPr>
+          <w:sz w:val="24"/>
+          <w:szCs w:val="24"/>
+        </w:rPr>
+        <w:t>?age</w:t>
+      </w:r>
+      <w:proofErr w:type="spellEnd"/>
+      <w:r>
+        <w:rPr>
+          <w:sz w:val="24"/>
+          <w:szCs w:val="24"/>
+        </w:rPr>
+        <w:t>=25</w:t>
+      </w:r>
+    </w:p>
+    <w:p>
+      <w:pPr>
+        <w:rPr>
+          <w:sz w:val="24"/>
+          <w:szCs w:val="24"/>
+        </w:rPr>
+      </w:pPr>
+      <w:r>
+        <w:rPr>
+          <w:sz w:val="24"/>
+          <w:szCs w:val="24"/>
+        </w:rPr>
+        <w:t>/</w:t>
+      </w:r>
+      <w:proofErr w:type="spellStart"/>
+      <w:proofErr w:type="gramStart"/>
+      <w:r>
+        <w:rPr>
+          <w:sz w:val="24"/>
+          <w:szCs w:val="24"/>
+        </w:rPr>
+        <w:t>users</w:t>
+      </w:r>
+      <w:proofErr w:type="gramEnd"/>
+      <w:r>
+        <w:rPr>
+          <w:sz w:val="24"/>
+          <w:szCs w:val="24"/>
+        </w:rPr>
+        <w:t>?city</w:t>
+      </w:r>
+      <w:proofErr w:type="spellEnd"/>
+      <w:r>
+        <w:rPr>
+          <w:sz w:val="24"/>
+          <w:szCs w:val="24"/>
+        </w:rPr>
+        <w:t>=Hyderabad</w:t>
+      </w:r>
+    </w:p>
+    <w:p>
+      <w:pPr>
+        <w:rPr>
+          <w:sz w:val="24"/>
+          <w:szCs w:val="24"/>
+        </w:rPr>
+      </w:pPr>
+      <w:r>
+        <w:rPr>
+          <w:sz w:val="24"/>
+          <w:szCs w:val="24"/>
+        </w:rPr>
+        <w:t>/</w:t>
+      </w:r>
+      <w:proofErr w:type="spellStart"/>
+      <w:proofErr w:type="gramStart"/>
+      <w:r>
+        <w:rPr>
+          <w:sz w:val="24"/>
+          <w:szCs w:val="24"/>
+        </w:rPr>
+        <w:t>users</w:t>
+      </w:r>
+      <w:proofErr w:type="gramEnd"/>
+      <w:r>
+        <w:rPr>
+          <w:sz w:val="24"/>
+          <w:szCs w:val="24"/>
+        </w:rPr>
+        <w:t>?sort</w:t>
+      </w:r>
+      <w:proofErr w:type="spellEnd"/>
+      <w:r>
+        <w:rPr>
+          <w:sz w:val="24"/>
+          <w:szCs w:val="24"/>
+        </w:rPr>
+        <w:t>=name</w:t>
+      </w:r>
+    </w:p>
+    <w:p>
+      <w:pPr>
+        <w:rPr>
+          <w:sz w:val="24"/>
+          <w:szCs w:val="24"/>
+        </w:rPr>
+      </w:pPr>
+      <w:r>
+        <w:rPr>
+          <w:sz w:val="24"/>
+          <w:szCs w:val="24"/>
+        </w:rPr>
+        <w:t>/</w:t>
+      </w:r>
+      <w:proofErr w:type="spellStart"/>
+      <w:proofErr w:type="gramStart"/>
+      <w:r>
+        <w:rPr>
+          <w:sz w:val="24"/>
+          <w:szCs w:val="24"/>
+        </w:rPr>
+        <w:t>users</w:t>
+      </w:r>
+      <w:proofErr w:type="gramEnd"/>
+      <w:r>
+        <w:rPr>
+          <w:sz w:val="24"/>
+          <w:szCs w:val="24"/>
+        </w:rPr>
+        <w:t>?limit</w:t>
+      </w:r>
+      <w:proofErr w:type="spellEnd"/>
+      <w:r>
+        <w:rPr>
+          <w:sz w:val="24"/>
+          <w:szCs w:val="24"/>
+        </w:rPr>
+        <w:t>=10</w:t>
+      </w:r>
+    </w:p>
+    <w:p>
+      <w:pPr>
+        <w:rPr>
+          <w:sz w:val="24"/>
+          <w:szCs w:val="24"/>
+        </w:rPr>
+      </w:pPr>
+      <w:r>
+        <w:rPr>
+          <w:sz w:val="24"/>
+          <w:szCs w:val="24"/>
+        </w:rPr>
+        <w:t>Here /users is still the same resource.</w:t>
+      </w:r>
+    </w:p>
+    <w:p>
+      <w:pPr>
+        <w:rPr>
+          <w:sz w:val="24"/>
+          <w:szCs w:val="24"/>
+        </w:rPr>
+      </w:pPr>
+      <w:r>
+        <w:rPr>
+          <w:sz w:val="24"/>
+          <w:szCs w:val="24"/>
+        </w:rPr>
+        <w:t xml:space="preserve">The query tells the server </w:t>
+      </w:r>
+      <w:r>
+        <w:rPr>
+          <w:b/>
+          <w:bCs/>
+          <w:sz w:val="24"/>
+          <w:szCs w:val="24"/>
+        </w:rPr>
+        <w:t>how you want the result</w:t>
+      </w:r>
+      <w:r>
+        <w:rPr>
+          <w:sz w:val="24"/>
+          <w:szCs w:val="24"/>
+        </w:rPr>
+        <w:t>.</w:t>
+      </w:r>
+    </w:p>
+    <w:p>
+      <w:pPr>
+        <w:rPr>
+          <w:sz w:val="24"/>
+          <w:szCs w:val="24"/>
+        </w:rPr>
+      </w:pPr>
+      <w:r>
+        <w:rPr>
+          <w:sz w:val="24"/>
+          <w:szCs w:val="24"/>
+        </w:rPr>
+        <w:t>@app.get("/users")</w:t>
+      </w:r>
+    </w:p>
+    <w:p>
+      <w:pPr>
+        <w:rPr>
+          <w:sz w:val="24"/>
+          <w:szCs w:val="24"/>
+        </w:rPr>
+      </w:pPr>
+      <w:r>
+        <w:rPr>
+          <w:sz w:val="24"/>
+          <w:szCs w:val="24"/>
+        </w:rPr>
+        <w:t xml:space="preserve">def </w:t>
+      </w:r>
+      <w:proofErr w:type="spellStart"/>
+      <w:r>
+        <w:rPr>
+          <w:sz w:val="24"/>
+          <w:szCs w:val="24"/>
+        </w:rPr>
+        <w:t>get_</w:t>
+      </w:r>
+      <w:proofErr w:type="gramStart"/>
+      <w:r>
+        <w:rPr>
+          <w:sz w:val="24"/>
+          <w:szCs w:val="24"/>
+        </w:rPr>
+        <w:t>users</w:t>
+      </w:r>
+      <w:proofErr w:type="spellEnd"/>
+      <w:r>
+        <w:rPr>
+          <w:sz w:val="24"/>
+          <w:szCs w:val="24"/>
+        </w:rPr>
+        <w:t>(</w:t>
+      </w:r>
+      <w:proofErr w:type="gramEnd"/>
+      <w:r>
+        <w:rPr>
+          <w:sz w:val="24"/>
+          <w:szCs w:val="24"/>
+        </w:rPr>
+        <w:t>age: int = None):</w:t>
+      </w:r>
+    </w:p>
+    <w:p>
+      <w:pPr>
+        <w:rPr>
+          <w:sz w:val="24"/>
+          <w:szCs w:val="24"/>
+        </w:rPr>
+      </w:pPr>
+      <w:r>
+        <w:rPr>
+          <w:sz w:val="24"/>
+          <w:szCs w:val="24"/>
+        </w:rPr>
+        <w:t xml:space="preserve">    return {"age": age}</w:t>
+      </w:r>
+    </w:p>
+    <w:p>
+      <w:pPr>
+        <w:rPr>
+          <w:sz w:val="24"/>
+          <w:szCs w:val="24"/>
+        </w:rPr>
+      </w:pPr>
+      <w:r>
+        <w:rPr>
+          <w:sz w:val="24"/>
+          <w:szCs w:val="24"/>
+        </w:rPr>
+        <w:t>Request:</w:t>
+      </w:r>
+    </w:p>
+    <w:p>
+      <w:pPr>
+        <w:rPr>
+          <w:sz w:val="24"/>
+          <w:szCs w:val="24"/>
+        </w:rPr>
+      </w:pPr>
+      <w:r>
+        <w:rPr>
+          <w:sz w:val="24"/>
+          <w:szCs w:val="24"/>
+        </w:rPr>
+        <w:lastRenderedPageBreak/>
+        <w:t>/</w:t>
+      </w:r>
+      <w:proofErr w:type="spellStart"/>
+      <w:proofErr w:type="gramStart"/>
+      <w:r>
+        <w:rPr>
+          <w:sz w:val="24"/>
+          <w:szCs w:val="24"/>
+        </w:rPr>
+        <w:t>users</w:t>
+      </w:r>
+      <w:proofErr w:type="gramEnd"/>
+      <w:r>
+        <w:rPr>
+          <w:sz w:val="24"/>
+          <w:szCs w:val="24"/>
+        </w:rPr>
+        <w:t>?age</w:t>
+      </w:r>
+      <w:proofErr w:type="spellEnd"/>
+      <w:r>
+        <w:rPr>
+          <w:sz w:val="24"/>
+          <w:szCs w:val="24"/>
+        </w:rPr>
+        <w:t>=25</w:t>
+      </w:r>
+    </w:p>
+    <w:p>
+      <w:pPr>
+        <w:rPr>
+          <w:sz w:val="24"/>
+          <w:szCs w:val="24"/>
+        </w:rPr>
+      </w:pPr>
+      <w:r>
+        <w:rPr>
+          <w:rFonts w:ascii="Segoe UI Emoji" w:hAnsi="Segoe UI Emoji" w:cs="Segoe UI Emoji"/>
+          <w:sz w:val="24"/>
+          <w:szCs w:val="24"/>
+        </w:rPr>
+        <w:t>👉</w:t>
+      </w:r>
+      <w:r>
+        <w:rPr>
+          <w:sz w:val="24"/>
+          <w:szCs w:val="24"/>
+        </w:rPr>
+        <w:t xml:space="preserve"> age=25 = </w:t>
+      </w:r>
+      <w:r>
+        <w:rPr>
+          <w:b/>
+          <w:bCs/>
+          <w:sz w:val="24"/>
+          <w:szCs w:val="24"/>
+        </w:rPr>
+        <w:t>query parameter</w:t>
+      </w:r>
+    </w:p>
+    <w:tbl>
+      <w:tblPr>
+        <w:tblW w:w="0" w:type="auto"/>
+        <w:tblCellSpacing w:w="15" w:type="dxa"/>
+        <w:tblCellMar>
+          <w:top w:w="15" w:type="dxa"/>
+          <w:left w:w="15" w:type="dxa"/>
+          <w:bottom w:w="15" w:type="dxa"/>
+          <w:right w:w="15" w:type="dxa"/>
+        </w:tblCellMar>
+        <w:tblLook w:val="04A0" w:firstRow="1" w:lastRow="0" w:firstColumn="1" w:lastColumn="0" w:noHBand="0" w:noVBand="1"/>
+      </w:tblPr>
+      <w:tblGrid>
+        <w:gridCol w:w="3619"/>
+        <w:gridCol w:w="2595"/>
+        <w:gridCol w:w="2812"/>
+      </w:tblGrid>
+      <w:tr>
+        <w:trPr>
+          <w:tblHeader/>
+          <w:tblCellSpacing w:w="15" w:type="dxa"/>
+        </w:trPr>
+        <w:tc>
+          <w:tcPr>
+            <w:tcW w:w="0" w:type="auto"/>
+            <w:vAlign w:val="center"/>
+            <w:hideMark/>
+          </w:tcPr>
+          <w:p>
+            <w:pPr>
+              <w:rPr>
+                <w:b/>
+                <w:bCs/>
+                <w:sz w:val="24"/>
+                <w:szCs w:val="24"/>
+              </w:rPr>
+            </w:pPr>
+            <w:r>
+              <w:rPr>
+                <w:b/>
+                <w:bCs/>
+                <w:sz w:val="24"/>
+                <w:szCs w:val="24"/>
+              </w:rPr>
+              <w:t>Feature</w:t>
+            </w:r>
+          </w:p>
+        </w:tc>
+        <w:tc>
+          <w:tcPr>
+            <w:tcW w:w="0" w:type="auto"/>
+            <w:vAlign w:val="center"/>
+            <w:hideMark/>
+          </w:tcPr>
+          <w:p>
+            <w:pPr>
+              <w:rPr>
+                <w:b/>
+                <w:bCs/>
+                <w:sz w:val="24"/>
+                <w:szCs w:val="24"/>
+              </w:rPr>
+            </w:pPr>
+            <w:r>
+              <w:rPr>
+                <w:b/>
+                <w:bCs/>
+                <w:sz w:val="24"/>
+                <w:szCs w:val="24"/>
+              </w:rPr>
+              <w:t>Path Parameter</w:t>
+            </w:r>
+          </w:p>
+        </w:tc>
+        <w:tc>
+          <w:tcPr>
+            <w:tcW w:w="0" w:type="auto"/>
+            <w:vAlign w:val="center"/>
+            <w:hideMark/>
+          </w:tcPr>
+          <w:p>
+            <w:pPr>
+              <w:rPr>
+                <w:b/>
+                <w:bCs/>
+                <w:sz w:val="24"/>
+                <w:szCs w:val="24"/>
+              </w:rPr>
+            </w:pPr>
+            <w:r>
+              <w:rPr>
+                <w:b/>
+                <w:bCs/>
+                <w:sz w:val="24"/>
+                <w:szCs w:val="24"/>
+              </w:rPr>
+              <w:t>Query Parameter</w:t>
+            </w:r>
+          </w:p>
+        </w:tc>
+      </w:tr>
+      <w:tr>
+        <w:trPr>
+          <w:tblCellSpacing w:w="15" w:type="dxa"/>
+        </w:trPr>
+        <w:tc>
+          <w:tcPr>
+            <w:tcW w:w="0" w:type="auto"/>
+            <w:vAlign w:val="center"/>
+            <w:hideMark/>
+          </w:tcPr>
+          <w:p>
+            <w:pPr>
+              <w:rPr>
+                <w:sz w:val="24"/>
+                <w:szCs w:val="24"/>
+              </w:rPr>
+            </w:pPr>
+            <w:r>
+              <w:rPr>
+                <w:b/>
+                <w:bCs/>
+                <w:sz w:val="24"/>
+                <w:szCs w:val="24"/>
+              </w:rPr>
+              <w:t>Purpose</w:t>
+            </w:r>
+          </w:p>
+        </w:tc>
+        <w:tc>
+          <w:tcPr>
+            <w:tcW w:w="0" w:type="auto"/>
+            <w:vAlign w:val="center"/>
+            <w:hideMark/>
+          </w:tcPr>
+          <w:p>
+            <w:pPr>
+              <w:rPr>
+                <w:sz w:val="24"/>
+                <w:szCs w:val="24"/>
+              </w:rPr>
+            </w:pPr>
+            <w:r>
+              <w:rPr>
+                <w:sz w:val="24"/>
+                <w:szCs w:val="24"/>
+              </w:rPr>
+              <w:t>Identifies a specific resource</w:t>
+            </w:r>
+          </w:p>
+        </w:tc>
+        <w:tc>
+          <w:tcPr>
+            <w:tcW w:w="0" w:type="auto"/>
+            <w:vAlign w:val="center"/>
+            <w:hideMark/>
+          </w:tcPr>
+          <w:p>
+            <w:pPr>
+              <w:rPr>
+                <w:sz w:val="24"/>
+                <w:szCs w:val="24"/>
+              </w:rPr>
+            </w:pPr>
+            <w:r>
+              <w:rPr>
+                <w:sz w:val="24"/>
+                <w:szCs w:val="24"/>
+              </w:rPr>
+              <w:t>Filters/customizes the result</w:t>
+            </w:r>
+          </w:p>
+        </w:tc>
+      </w:tr>
+      <w:tr>
+        <w:trPr>
+          <w:tblCellSpacing w:w="15" w:type="dxa"/>
+        </w:trPr>
+        <w:tc>
+          <w:tcPr>
+            <w:tcW w:w="0" w:type="auto"/>
+            <w:vAlign w:val="center"/>
+            <w:hideMark/>
+          </w:tcPr>
+          <w:p>
+            <w:pPr>
+              <w:rPr>
+                <w:sz w:val="24"/>
+                <w:szCs w:val="24"/>
+              </w:rPr>
+            </w:pPr>
+            <w:r>
+              <w:rPr>
+                <w:b/>
+                <w:bCs/>
+                <w:sz w:val="24"/>
+                <w:szCs w:val="24"/>
+              </w:rPr>
+              <w:t>Location</w:t>
+            </w:r>
+          </w:p>
+        </w:tc>
+        <w:tc>
+          <w:tcPr>
+            <w:tcW w:w="0" w:type="auto"/>
+            <w:vAlign w:val="center"/>
+            <w:hideMark/>
+          </w:tcPr>
+          <w:p>
+            <w:pPr>
+              <w:rPr>
+                <w:sz w:val="24"/>
+                <w:szCs w:val="24"/>
+              </w:rPr>
+            </w:pPr>
+            <w:r>
+              <w:rPr>
+                <w:sz w:val="24"/>
+                <w:szCs w:val="24"/>
+              </w:rPr>
+              <w:t>Inside the URL path</w:t>
+            </w:r>
+          </w:p>
+        </w:tc>
+        <w:tc>
+          <w:tcPr>
+            <w:tcW w:w="0" w:type="auto"/>
+            <w:vAlign w:val="center"/>
+            <w:hideMark/>
+          </w:tcPr>
+          <w:p>
+            <w:pPr>
+              <w:rPr>
+                <w:sz w:val="24"/>
+                <w:szCs w:val="24"/>
+              </w:rPr>
+            </w:pPr>
+            <w:proofErr w:type="gramStart"/>
+            <w:r>
+              <w:rPr>
+                <w:sz w:val="24"/>
+                <w:szCs w:val="24"/>
+              </w:rPr>
+              <w:t>After ?</w:t>
+            </w:r>
+            <w:proofErr w:type="gramEnd"/>
+          </w:p>
+        </w:tc>
+      </w:tr>
+      <w:tr>
+        <w:trPr>
+          <w:tblCellSpacing w:w="15" w:type="dxa"/>
+        </w:trPr>
+        <w:tc>
+          <w:tcPr>
+            <w:tcW w:w="0" w:type="auto"/>
+            <w:vAlign w:val="center"/>
+            <w:hideMark/>
+          </w:tcPr>
+          <w:p>
+            <w:pPr>
+              <w:rPr>
+                <w:sz w:val="24"/>
+                <w:szCs w:val="24"/>
+              </w:rPr>
+            </w:pPr>
+            <w:r>
+              <w:rPr>
+                <w:b/>
+                <w:bCs/>
+                <w:sz w:val="24"/>
+                <w:szCs w:val="24"/>
+              </w:rPr>
+              <w:t>Syntax</w:t>
+            </w:r>
+          </w:p>
+        </w:tc>
+        <w:tc>
+          <w:tcPr>
+            <w:tcW w:w="0" w:type="auto"/>
+            <w:vAlign w:val="center"/>
+            <w:hideMark/>
+          </w:tcPr>
+          <w:p>
+            <w:pPr>
+              <w:rPr>
+                <w:sz w:val="24"/>
+                <w:szCs w:val="24"/>
+              </w:rPr>
+            </w:pPr>
+            <w:r>
+              <w:rPr>
+                <w:sz w:val="24"/>
+                <w:szCs w:val="24"/>
+              </w:rPr>
+              <w:t>/users/{id}</w:t>
+            </w:r>
+          </w:p>
+        </w:tc>
+        <w:tc>
+          <w:tcPr>
+            <w:tcW w:w="0" w:type="auto"/>
+            <w:vAlign w:val="center"/>
+            <w:hideMark/>
+          </w:tcPr>
+          <w:p>
+            <w:pPr>
+              <w:rPr>
+                <w:sz w:val="24"/>
+                <w:szCs w:val="24"/>
+              </w:rPr>
+            </w:pPr>
+            <w:r>
+              <w:rPr>
+                <w:sz w:val="24"/>
+                <w:szCs w:val="24"/>
+              </w:rPr>
+              <w:t>/</w:t>
+            </w:r>
+            <w:proofErr w:type="spellStart"/>
+            <w:proofErr w:type="gramStart"/>
+            <w:r>
+              <w:rPr>
+                <w:sz w:val="24"/>
+                <w:szCs w:val="24"/>
+              </w:rPr>
+              <w:t>users</w:t>
+            </w:r>
+            <w:proofErr w:type="gramEnd"/>
+            <w:r>
+              <w:rPr>
+                <w:sz w:val="24"/>
+                <w:szCs w:val="24"/>
+              </w:rPr>
+              <w:t>?id</w:t>
+            </w:r>
+            <w:proofErr w:type="spellEnd"/>
+            <w:r>
+              <w:rPr>
+                <w:sz w:val="24"/>
+                <w:szCs w:val="24"/>
+              </w:rPr>
+              <w:t>=10</w:t>
+            </w:r>
+          </w:p>
+        </w:tc>
+      </w:tr>
+      <w:tr>
+        <w:trPr>
+          <w:tblCellSpacing w:w="15" w:type="dxa"/>
+        </w:trPr>
+        <w:tc>
+          <w:tcPr>
+            <w:tcW w:w="0" w:type="auto"/>
+            <w:vAlign w:val="center"/>
+            <w:hideMark/>
+          </w:tcPr>
+          <w:p>
+            <w:pPr>
+              <w:rPr>
+                <w:sz w:val="24"/>
+                <w:szCs w:val="24"/>
+              </w:rPr>
+            </w:pPr>
+            <w:r>
+              <w:rPr>
+                <w:b/>
+                <w:bCs/>
+                <w:sz w:val="24"/>
+                <w:szCs w:val="24"/>
+              </w:rPr>
+              <w:t>Example</w:t>
+            </w:r>
+          </w:p>
+        </w:tc>
+        <w:tc>
+          <w:tcPr>
+            <w:tcW w:w="0" w:type="auto"/>
+            <w:vAlign w:val="center"/>
+            <w:hideMark/>
+          </w:tcPr>
+          <w:p>
+            <w:pPr>
+              <w:rPr>
+                <w:sz w:val="24"/>
+                <w:szCs w:val="24"/>
+              </w:rPr>
+            </w:pPr>
+            <w:r>
+              <w:rPr>
+                <w:sz w:val="24"/>
+                <w:szCs w:val="24"/>
+              </w:rPr>
+              <w:t>/users/10</w:t>
+            </w:r>
+          </w:p>
+        </w:tc>
+        <w:tc>
+          <w:tcPr>
+            <w:tcW w:w="0" w:type="auto"/>
+            <w:vAlign w:val="center"/>
+            <w:hideMark/>
+          </w:tcPr>
+          <w:p>
+            <w:pPr>
+              <w:rPr>
+                <w:sz w:val="24"/>
+                <w:szCs w:val="24"/>
+              </w:rPr>
+            </w:pPr>
+            <w:r>
+              <w:rPr>
+                <w:sz w:val="24"/>
+                <w:szCs w:val="24"/>
+              </w:rPr>
+              <w:t>/</w:t>
+            </w:r>
+            <w:proofErr w:type="spellStart"/>
+            <w:proofErr w:type="gramStart"/>
+            <w:r>
+              <w:rPr>
+                <w:sz w:val="24"/>
+                <w:szCs w:val="24"/>
+              </w:rPr>
+              <w:t>users</w:t>
+            </w:r>
+            <w:proofErr w:type="gramEnd"/>
+            <w:r>
+              <w:rPr>
+                <w:sz w:val="24"/>
+                <w:szCs w:val="24"/>
+              </w:rPr>
+              <w:t>?id</w:t>
+            </w:r>
+            <w:proofErr w:type="spellEnd"/>
+            <w:r>
+              <w:rPr>
+                <w:sz w:val="24"/>
+                <w:szCs w:val="24"/>
+              </w:rPr>
+              <w:t>=10</w:t>
+            </w:r>
+          </w:p>
+        </w:tc>
+      </w:tr>
+      <w:tr>
+        <w:trPr>
+          <w:tblCellSpacing w:w="15" w:type="dxa"/>
+        </w:trPr>
+        <w:tc>
+          <w:tcPr>
+            <w:tcW w:w="0" w:type="auto"/>
+            <w:vAlign w:val="center"/>
+            <w:hideMark/>
+          </w:tcPr>
+          <w:p>
+            <w:pPr>
+              <w:rPr>
+                <w:sz w:val="24"/>
+                <w:szCs w:val="24"/>
+              </w:rPr>
+            </w:pPr>
+            <w:r>
+              <w:rPr>
+                <w:b/>
+                <w:bCs/>
+                <w:sz w:val="24"/>
+                <w:szCs w:val="24"/>
+              </w:rPr>
+              <w:t>Usually used for</w:t>
+            </w:r>
+          </w:p>
+        </w:tc>
+        <w:tc>
+          <w:tcPr>
+            <w:tcW w:w="0" w:type="auto"/>
+            <w:vAlign w:val="center"/>
+            <w:hideMark/>
+          </w:tcPr>
+          <w:p>
+            <w:pPr>
+              <w:rPr>
+                <w:sz w:val="24"/>
+                <w:szCs w:val="24"/>
+              </w:rPr>
+            </w:pPr>
+            <w:r>
+              <w:rPr>
+                <w:sz w:val="24"/>
+                <w:szCs w:val="24"/>
+              </w:rPr>
+              <w:t>Specific item</w:t>
+            </w:r>
+          </w:p>
+        </w:tc>
+        <w:tc>
+          <w:tcPr>
+            <w:tcW w:w="0" w:type="auto"/>
+            <w:vAlign w:val="center"/>
+            <w:hideMark/>
+          </w:tcPr>
+          <w:p>
+            <w:pPr>
+              <w:rPr>
+                <w:sz w:val="24"/>
+                <w:szCs w:val="24"/>
+              </w:rPr>
+            </w:pPr>
+            <w:r>
+              <w:rPr>
+                <w:sz w:val="24"/>
+                <w:szCs w:val="24"/>
+              </w:rPr>
+              <w:t>Search, filter, sort, pagination</w:t>
+            </w:r>
+          </w:p>
+        </w:tc>
+      </w:tr>
+      <w:tr>
+        <w:trPr>
+          <w:tblCellSpacing w:w="15" w:type="dxa"/>
+        </w:trPr>
+        <w:tc>
+          <w:tcPr>
+            <w:tcW w:w="0" w:type="auto"/>
+            <w:vAlign w:val="center"/>
+            <w:hideMark/>
+          </w:tcPr>
+          <w:p>
+            <w:pPr>
+              <w:rPr>
+                <w:sz w:val="24"/>
+                <w:szCs w:val="24"/>
+              </w:rPr>
+            </w:pPr>
+            <w:r>
+              <w:rPr>
+                <w:b/>
+                <w:bCs/>
+                <w:sz w:val="24"/>
+                <w:szCs w:val="24"/>
+              </w:rPr>
+              <w:t>Required?</w:t>
+            </w:r>
+          </w:p>
+        </w:tc>
+        <w:tc>
+          <w:tcPr>
+            <w:tcW w:w="0" w:type="auto"/>
+            <w:vAlign w:val="center"/>
+            <w:hideMark/>
+          </w:tcPr>
+          <w:p>
+            <w:pPr>
+              <w:rPr>
+                <w:sz w:val="24"/>
+                <w:szCs w:val="24"/>
+              </w:rPr>
+            </w:pPr>
+            <w:r>
+              <w:rPr>
+                <w:sz w:val="24"/>
+                <w:szCs w:val="24"/>
+              </w:rPr>
+              <w:t>Usually required</w:t>
+            </w:r>
+          </w:p>
+        </w:tc>
+        <w:tc>
+          <w:tcPr>
+            <w:tcW w:w="0" w:type="auto"/>
+            <w:vAlign w:val="center"/>
+            <w:hideMark/>
+          </w:tcPr>
+          <w:p>
+            <w:pPr>
+              <w:rPr>
+                <w:sz w:val="24"/>
+                <w:szCs w:val="24"/>
+              </w:rPr>
+            </w:pPr>
+            <w:r>
+              <w:rPr>
+                <w:sz w:val="24"/>
+                <w:szCs w:val="24"/>
+              </w:rPr>
+              <w:t>Often optional</w:t>
+            </w:r>
+          </w:p>
+        </w:tc>
+      </w:tr>
+      <w:tr>
+        <w:trPr>
+          <w:tblCellSpacing w:w="15" w:type="dxa"/>
+        </w:trPr>
+        <w:tc>
+          <w:tcPr>
+            <w:tcW w:w="0" w:type="auto"/>
+            <w:vAlign w:val="center"/>
+            <w:hideMark/>
+          </w:tcPr>
+          <w:p>
+            <w:pPr>
+              <w:rPr>
+                <w:sz w:val="24"/>
+                <w:szCs w:val="24"/>
+              </w:rPr>
+            </w:pPr>
+            <w:r>
+              <w:rPr>
+                <w:b/>
+                <w:bCs/>
+                <w:sz w:val="24"/>
+                <w:szCs w:val="24"/>
+              </w:rPr>
+              <w:t>Can have multiple?</w:t>
+            </w:r>
+          </w:p>
+        </w:tc>
+        <w:tc>
+          <w:tcPr>
+            <w:tcW w:w="0" w:type="auto"/>
+            <w:vAlign w:val="center"/>
+            <w:hideMark/>
+          </w:tcPr>
+          <w:p>
+            <w:pPr>
+              <w:rPr>
+                <w:sz w:val="24"/>
+                <w:szCs w:val="24"/>
+              </w:rPr>
+            </w:pPr>
+            <w:r>
+              <w:rPr>
+                <w:sz w:val="24"/>
+                <w:szCs w:val="24"/>
+              </w:rPr>
+              <w:t>Yes</w:t>
+            </w:r>
+          </w:p>
+        </w:tc>
+        <w:tc>
+          <w:tcPr>
+            <w:tcW w:w="0" w:type="auto"/>
+            <w:vAlign w:val="center"/>
+            <w:hideMark/>
+          </w:tcPr>
+          <w:p>
+            <w:pPr>
+              <w:rPr>
+                <w:sz w:val="24"/>
+                <w:szCs w:val="24"/>
+              </w:rPr>
+            </w:pPr>
+            <w:r>
+              <w:rPr>
+                <w:sz w:val="24"/>
+                <w:szCs w:val="24"/>
+              </w:rPr>
+              <w:t>Yes</w:t>
+            </w:r>
+          </w:p>
+        </w:tc>
+      </w:tr>
+      <w:tr>
+        <w:trPr>
+          <w:tblCellSpacing w:w="15" w:type="dxa"/>
+        </w:trPr>
+        <w:tc>
+          <w:tcPr>
+            <w:tcW w:w="0" w:type="auto"/>
+            <w:vAlign w:val="center"/>
+            <w:hideMark/>
+          </w:tcPr>
+          <w:p>
+            <w:pPr>
+              <w:rPr>
+                <w:sz w:val="24"/>
+                <w:szCs w:val="24"/>
+              </w:rPr>
+            </w:pPr>
+            <w:r>
+              <w:rPr>
+                <w:b/>
+                <w:bCs/>
+                <w:sz w:val="24"/>
+                <w:szCs w:val="24"/>
+              </w:rPr>
+              <w:t>Changes the resource being requested?</w:t>
+            </w:r>
+          </w:p>
+        </w:tc>
+        <w:tc>
+          <w:tcPr>
+            <w:tcW w:w="0" w:type="auto"/>
+            <w:vAlign w:val="center"/>
+            <w:hideMark/>
+          </w:tcPr>
+          <w:p>
+            <w:pPr>
+              <w:rPr>
+                <w:sz w:val="24"/>
+                <w:szCs w:val="24"/>
+              </w:rPr>
+            </w:pPr>
+            <w:r>
+              <w:rPr>
+                <w:sz w:val="24"/>
+                <w:szCs w:val="24"/>
+              </w:rPr>
+              <w:t>Yes</w:t>
+            </w:r>
+          </w:p>
+        </w:tc>
+        <w:tc>
+          <w:tcPr>
+            <w:tcW w:w="0" w:type="auto"/>
+            <w:vAlign w:val="center"/>
+            <w:hideMark/>
+          </w:tcPr>
+          <w:p>
+            <w:pPr>
+              <w:rPr>
+                <w:sz w:val="24"/>
+                <w:szCs w:val="24"/>
+              </w:rPr>
+            </w:pPr>
+            <w:r>
+              <w:rPr>
+                <w:sz w:val="24"/>
+                <w:szCs w:val="24"/>
+              </w:rPr>
+              <w:t>Usually no</w:t>
+            </w:r>
+          </w:p>
+        </w:tc>
+      </w:tr>
+    </w:tbl>
+    <w:p>
+      <w:pPr>
+        <w:rPr>
+          <w:sz w:val="24"/>
+          <w:szCs w:val="24"/>
+        </w:rPr>
+      </w:pPr>
+    </w:p>
+    <w:p>
+      <w:pPr>
+        <w:rPr>
+          <w:sz w:val="24"/>
+          <w:szCs w:val="24"/>
+        </w:rPr>
+      </w:pPr>
+    </w:p>
+    <w:p>
+      <w:pPr>
+        <w:rPr>
+          <w:sz w:val="24"/>
+          <w:szCs w:val="24"/>
+        </w:rPr>
+      </w:pPr>
+    </w:p>
+    <w:p>
+      <w:pPr>
         <w:rPr>
           <w:sz w:val="24"/>
           <w:szCs w:val="24"/>

--- a/Fast_API.docx
+++ b/Fast_API.docx
@@ -413,7 +413,6 @@
         <w:t xml:space="preserve">app = </w:t>
       </w:r>
       <w:proofErr w:type="spellStart"/>
-      <w:proofErr w:type="gramStart"/>
       <w:r>
         <w:rPr>
           <w:sz w:val="24"/>
@@ -429,34 +428,7 @@
           <w:szCs w:val="24"/>
           <w:highlight w:val="green"/>
         </w:rPr>
-        <w:t>(</w:t>
-      </w:r>
-      <w:proofErr w:type="gramEnd"/>
-      <w:r>
-        <w:rPr>
-          <w:sz w:val="24"/>
-          <w:szCs w:val="24"/>
-          <w:highlight w:val="green"/>
-        </w:rPr>
-        <w:t xml:space="preserve">) //here, we create </w:t>
-      </w:r>
-      <w:proofErr w:type="gramStart"/>
-      <w:r>
-        <w:rPr>
-          <w:sz w:val="24"/>
-          <w:szCs w:val="24"/>
-          <w:highlight w:val="green"/>
-        </w:rPr>
-        <w:t>a</w:t>
-      </w:r>
-      <w:proofErr w:type="gramEnd"/>
-      <w:r>
-        <w:rPr>
-          <w:sz w:val="24"/>
-          <w:szCs w:val="24"/>
-          <w:highlight w:val="green"/>
-        </w:rPr>
-        <w:t xml:space="preserve"> object for the class </w:t>
+        <w:t xml:space="preserve">() //here, we create a object for the class </w:t>
       </w:r>
       <w:proofErr w:type="spellStart"/>
       <w:r>
@@ -1767,23 +1739,7 @@
           <w:sz w:val="24"/>
           <w:szCs w:val="24"/>
         </w:rPr>
-        <w:t xml:space="preserve"> given any path parameter, it will </w:t>
-      </w:r>
-      <w:proofErr w:type="gramStart"/>
-      <w:r>
-        <w:rPr>
-          <w:sz w:val="24"/>
-          <w:szCs w:val="24"/>
-        </w:rPr>
-        <w:t>finds</w:t>
-      </w:r>
-      <w:proofErr w:type="gramEnd"/>
-      <w:r>
-        <w:rPr>
-          <w:sz w:val="24"/>
-          <w:szCs w:val="24"/>
-        </w:rPr>
-        <w:t xml:space="preserve"> out simply that it i</w:t>
+        <w:t xml:space="preserve"> given any path parameter, it will finds out simply that it i</w:t>
       </w:r>
       <w:r>
         <w:rPr>
@@ -1812,23 +1768,7 @@
           <w:sz w:val="24"/>
           <w:szCs w:val="24"/>
         </w:rPr>
-        <w:t xml:space="preserve">query parameters are key-value pairs appended after </w:t>
-      </w:r>
-      <w:proofErr w:type="gramStart"/>
-      <w:r>
-        <w:rPr>
-          <w:sz w:val="24"/>
-          <w:szCs w:val="24"/>
-        </w:rPr>
-        <w:t>the ?</w:t>
-      </w:r>
-      <w:proofErr w:type="gramEnd"/>
-      <w:r>
-        <w:rPr>
-          <w:sz w:val="24"/>
-          <w:szCs w:val="24"/>
-        </w:rPr>
-        <w:t xml:space="preserve"> in a URL (e.g., /items/?skip=0&amp;limit=10) used primarily for filtering, sorting, or paginating data. Any function argument in your path operation that is </w:t>
+        <w:t xml:space="preserve">query parameters are key-value pairs appended after the ? in a URL (e.g., /items/?skip=0&amp;limit=10) used primarily for filtering, sorting, or paginating data. Any function argument in your path operation that is </w:t>
       </w:r>
       <w:r>
         <w:rPr>
@@ -1974,23 +1914,7 @@
           <w:sz w:val="24"/>
           <w:szCs w:val="24"/>
         </w:rPr>
-        <w:t xml:space="preserve">If we have </w:t>
-      </w:r>
-      <w:proofErr w:type="gramStart"/>
-      <w:r>
-        <w:rPr>
-          <w:sz w:val="24"/>
-          <w:szCs w:val="24"/>
-        </w:rPr>
-        <w:t>add</w:t>
-      </w:r>
-      <w:proofErr w:type="gramEnd"/>
-      <w:r>
-        <w:rPr>
-          <w:sz w:val="24"/>
-          <w:szCs w:val="24"/>
-        </w:rPr>
-        <w:t xml:space="preserve"> a query parameter means ?&lt;name&gt; after greet and observe the output.</w:t>
+        <w:t>If we have add a query parameter means ?&lt;name&gt; after greet and observe the output.</w:t>
       </w:r>
     </w:p>
     <w:p>
@@ -2349,15 +2273,7 @@
           <w:sz w:val="24"/>
           <w:szCs w:val="24"/>
         </w:rPr>
-        <w:t>get_</w:t>
-      </w:r>
-      <w:proofErr w:type="gramStart"/>
-      <w:r>
-        <w:rPr>
-          <w:sz w:val="24"/>
-          <w:szCs w:val="24"/>
-        </w:rPr>
-        <w:t>user</w:t>
+        <w:t>get_user</w:t>
       </w:r>
       <w:proofErr w:type="spellEnd"/>
       <w:r>
@@ -2368,7 +2284,6 @@
         <w:t>(</w:t>
       </w:r>
       <w:proofErr w:type="spellStart"/>
-      <w:proofErr w:type="gramEnd"/>
       <w:r>
         <w:rPr>
           <w:sz w:val="24"/>
@@ -2696,21 +2611,12 @@
         <w:t>/</w:t>
       </w:r>
       <w:proofErr w:type="spellStart"/>
-      <w:proofErr w:type="gramStart"/>
-      <w:r>
-        <w:rPr>
-          <w:sz w:val="24"/>
-          <w:szCs w:val="24"/>
-        </w:rPr>
-        <w:t>users</w:t>
-      </w:r>
-      <w:proofErr w:type="gramEnd"/>
-      <w:r>
-        <w:rPr>
-          <w:sz w:val="24"/>
-          <w:szCs w:val="24"/>
-        </w:rPr>
-        <w:t>?age</w:t>
+      <w:r>
+        <w:rPr>
+          <w:sz w:val="24"/>
+          <w:szCs w:val="24"/>
+        </w:rPr>
+        <w:t>users?age</w:t>
       </w:r>
       <w:proofErr w:type="spellEnd"/>
       <w:r>
@@ -2736,21 +2642,12 @@
         <w:t>/</w:t>
       </w:r>
       <w:proofErr w:type="spellStart"/>
-      <w:proofErr w:type="gramStart"/>
-      <w:r>
-        <w:rPr>
-          <w:sz w:val="24"/>
-          <w:szCs w:val="24"/>
-        </w:rPr>
-        <w:t>users</w:t>
-      </w:r>
-      <w:proofErr w:type="gramEnd"/>
-      <w:r>
-        <w:rPr>
-          <w:sz w:val="24"/>
-          <w:szCs w:val="24"/>
-        </w:rPr>
-        <w:t>?city</w:t>
+      <w:r>
+        <w:rPr>
+          <w:sz w:val="24"/>
+          <w:szCs w:val="24"/>
+        </w:rPr>
+        <w:t>users?city</w:t>
       </w:r>
       <w:proofErr w:type="spellEnd"/>
       <w:r>
@@ -2776,21 +2673,12 @@
         <w:t>/</w:t>
       </w:r>
       <w:proofErr w:type="spellStart"/>
-      <w:proofErr w:type="gramStart"/>
-      <w:r>
-        <w:rPr>
-          <w:sz w:val="24"/>
-          <w:szCs w:val="24"/>
-        </w:rPr>
-        <w:t>users</w:t>
-      </w:r>
-      <w:proofErr w:type="gramEnd"/>
-      <w:r>
-        <w:rPr>
-          <w:sz w:val="24"/>
-          <w:szCs w:val="24"/>
-        </w:rPr>
-        <w:t>?sort</w:t>
+      <w:r>
+        <w:rPr>
+          <w:sz w:val="24"/>
+          <w:szCs w:val="24"/>
+        </w:rPr>
+        <w:t>users?sort</w:t>
       </w:r>
       <w:proofErr w:type="spellEnd"/>
       <w:r>
@@ -2816,21 +2704,12 @@
         <w:t>/</w:t>
       </w:r>
       <w:proofErr w:type="spellStart"/>
-      <w:proofErr w:type="gramStart"/>
-      <w:r>
-        <w:rPr>
-          <w:sz w:val="24"/>
-          <w:szCs w:val="24"/>
-        </w:rPr>
-        <w:t>users</w:t>
-      </w:r>
-      <w:proofErr w:type="gramEnd"/>
-      <w:r>
-        <w:rPr>
-          <w:sz w:val="24"/>
-          <w:szCs w:val="24"/>
-        </w:rPr>
-        <w:t>?limit</w:t>
+      <w:r>
+        <w:rPr>
+          <w:sz w:val="24"/>
+          <w:szCs w:val="24"/>
+        </w:rPr>
+        <w:t>users?limit</w:t>
       </w:r>
       <w:proofErr w:type="spellEnd"/>
       <w:r>
@@ -2922,15 +2801,7 @@
           <w:sz w:val="24"/>
           <w:szCs w:val="24"/>
         </w:rPr>
-        <w:t>get_</w:t>
-      </w:r>
-      <w:proofErr w:type="gramStart"/>
-      <w:r>
-        <w:rPr>
-          <w:sz w:val="24"/>
-          <w:szCs w:val="24"/>
-        </w:rPr>
-        <w:t>users</w:t>
+        <w:t>get_users</w:t>
       </w:r>
       <w:proofErr w:type="spellEnd"/>
       <w:r>
@@ -2938,15 +2809,7 @@
           <w:sz w:val="24"/>
           <w:szCs w:val="24"/>
         </w:rPr>
-        <w:t>(</w:t>
-      </w:r>
-      <w:proofErr w:type="gramEnd"/>
-      <w:r>
-        <w:rPr>
-          <w:sz w:val="24"/>
-          <w:szCs w:val="24"/>
-        </w:rPr>
-        <w:t>age: int = None):</w:t>
+        <w:t>(age: int = None):</w:t>
       </w:r>
     </w:p>
     <w:p>
@@ -2995,21 +2858,12 @@
         <w:t>/</w:t>
       </w:r>
       <w:proofErr w:type="spellStart"/>
-      <w:proofErr w:type="gramStart"/>
-      <w:r>
-        <w:rPr>
-          <w:sz w:val="24"/>
-          <w:szCs w:val="24"/>
-        </w:rPr>
-        <w:t>users</w:t>
-      </w:r>
-      <w:proofErr w:type="gramEnd"/>
-      <w:r>
-        <w:rPr>
-          <w:sz w:val="24"/>
-          <w:szCs w:val="24"/>
-        </w:rPr>
-        <w:t>?age</w:t>
+      <w:r>
+        <w:rPr>
+          <w:sz w:val="24"/>
+          <w:szCs w:val="24"/>
+        </w:rPr>
+        <w:t>users?age</w:t>
       </w:r>
       <w:proofErr w:type="spellEnd"/>
       <w:r>
@@ -3289,7 +3143,6 @@
                 <w:szCs w:val="24"/>
               </w:rPr>
             </w:pPr>
-            <w:proofErr w:type="gramStart"/>
             <w:r>
               <w:rPr>
                 <w:sz w:val="24"/>
@@ -3297,7 +3150,6 @@
               </w:rPr>
               <w:t>After ?</w:t>
             </w:r>
-            <w:proofErr w:type="gramEnd"/>
           </w:p>
         </w:tc>
       </w:tr>
@@ -3372,21 +3224,12 @@
               <w:t>/</w:t>
             </w:r>
             <w:proofErr w:type="spellStart"/>
-            <w:proofErr w:type="gramStart"/>
             <w:r>
               <w:rPr>
                 <w:sz w:val="24"/>
                 <w:szCs w:val="24"/>
               </w:rPr>
-              <w:t>users</w:t>
-            </w:r>
-            <w:proofErr w:type="gramEnd"/>
-            <w:r>
-              <w:rPr>
-                <w:sz w:val="24"/>
-                <w:szCs w:val="24"/>
-              </w:rPr>
-              <w:t>?id</w:t>
+              <w:t>users?id</w:t>
             </w:r>
             <w:proofErr w:type="spellEnd"/>
             <w:r>
@@ -3470,21 +3313,12 @@
               <w:t>/</w:t>
             </w:r>
             <w:proofErr w:type="spellStart"/>
-            <w:proofErr w:type="gramStart"/>
             <w:r>
               <w:rPr>
                 <w:sz w:val="24"/>
                 <w:szCs w:val="24"/>
               </w:rPr>
-              <w:t>users</w:t>
-            </w:r>
-            <w:proofErr w:type="gramEnd"/>
-            <w:r>
-              <w:rPr>
-                <w:sz w:val="24"/>
-                <w:szCs w:val="24"/>
-              </w:rPr>
-              <w:t>?id</w:t>
+              <w:t>users?id</w:t>
             </w:r>
             <w:proofErr w:type="spellEnd"/>
             <w:r>
@@ -3805,6 +3639,149 @@
           <w:szCs w:val="24"/>
         </w:rPr>
       </w:pPr>
+      <w:r>
+        <w:rPr>
+          <w:sz w:val="24"/>
+          <w:szCs w:val="24"/>
+        </w:rPr>
+        <w:t>HTTPS Methods:</w:t>
+      </w:r>
+    </w:p>
+    <w:p>
+      <w:pPr>
+        <w:rPr>
+          <w:sz w:val="24"/>
+          <w:szCs w:val="24"/>
+        </w:rPr>
+      </w:pPr>
+      <w:r>
+        <w:rPr>
+          <w:sz w:val="24"/>
+          <w:szCs w:val="24"/>
+        </w:rPr>
+        <w:t xml:space="preserve">There </w:t>
+      </w:r>
+      <w:proofErr w:type="spellStart"/>
+      <w:r>
+        <w:rPr>
+          <w:sz w:val="24"/>
+          <w:szCs w:val="24"/>
+        </w:rPr>
+        <w:t>ara</w:t>
+      </w:r>
+      <w:proofErr w:type="spellEnd"/>
+      <w:r>
+        <w:rPr>
+          <w:sz w:val="24"/>
+          <w:szCs w:val="24"/>
+        </w:rPr>
+        <w:t xml:space="preserve"> 4 methods:</w:t>
+      </w:r>
+    </w:p>
+    <w:p>
+      <w:pPr>
+        <w:pStyle w:val="ListParagraph"/>
+        <w:numPr>
+          <w:ilvl w:val="0"/>
+          <w:numId w:val="3"/>
+        </w:numPr>
+        <w:rPr>
+          <w:sz w:val="24"/>
+          <w:szCs w:val="24"/>
+        </w:rPr>
+      </w:pPr>
+      <w:r>
+        <w:rPr>
+          <w:sz w:val="24"/>
+          <w:szCs w:val="24"/>
+        </w:rPr>
+        <w:t xml:space="preserve">Get – to </w:t>
+      </w:r>
+      <w:proofErr w:type="spellStart"/>
+      <w:r>
+        <w:rPr>
+          <w:sz w:val="24"/>
+          <w:szCs w:val="24"/>
+        </w:rPr>
+        <w:t>fetech</w:t>
+      </w:r>
+      <w:proofErr w:type="spellEnd"/>
+      <w:r>
+        <w:rPr>
+          <w:sz w:val="24"/>
+          <w:szCs w:val="24"/>
+        </w:rPr>
+        <w:t xml:space="preserve"> data</w:t>
+      </w:r>
+    </w:p>
+    <w:p>
+      <w:pPr>
+        <w:pStyle w:val="ListParagraph"/>
+        <w:numPr>
+          <w:ilvl w:val="0"/>
+          <w:numId w:val="3"/>
+        </w:numPr>
+        <w:rPr>
+          <w:sz w:val="24"/>
+          <w:szCs w:val="24"/>
+        </w:rPr>
+      </w:pPr>
+      <w:r>
+        <w:rPr>
+          <w:sz w:val="24"/>
+          <w:szCs w:val="24"/>
+        </w:rPr>
+        <w:t>Post – to add data in the database</w:t>
+      </w:r>
+    </w:p>
+    <w:p>
+      <w:pPr>
+        <w:pStyle w:val="ListParagraph"/>
+        <w:numPr>
+          <w:ilvl w:val="0"/>
+          <w:numId w:val="3"/>
+        </w:numPr>
+        <w:rPr>
+          <w:sz w:val="24"/>
+          <w:szCs w:val="24"/>
+        </w:rPr>
+      </w:pPr>
+      <w:r>
+        <w:rPr>
+          <w:sz w:val="24"/>
+          <w:szCs w:val="24"/>
+        </w:rPr>
+        <w:t>Put – to update the data</w:t>
+      </w:r>
+    </w:p>
+    <w:p>
+      <w:pPr>
+        <w:pStyle w:val="ListParagraph"/>
+        <w:numPr>
+          <w:ilvl w:val="0"/>
+          <w:numId w:val="3"/>
+        </w:numPr>
+        <w:rPr>
+          <w:sz w:val="24"/>
+          <w:szCs w:val="24"/>
+        </w:rPr>
+      </w:pPr>
+      <w:r>
+        <w:rPr>
+          <w:sz w:val="24"/>
+          <w:szCs w:val="24"/>
+        </w:rPr>
+        <w:t>Delete – to delete the data from database.</w:t>
+      </w:r>
+    </w:p>
+    <w:p>
+      <w:pPr>
+        <w:ind w:left="360"/>
+        <w:rPr>
+          <w:sz w:val="24"/>
+          <w:szCs w:val="24"/>
+        </w:rPr>
+      </w:pPr>
     </w:p>
     <w:p>
       <w:pPr>
@@ -4045,9 +4022,9 @@
     </w:lvl>
   </w:abstractNum>
   <w:abstractNum w:abstractNumId="1" w15:restartNumberingAfterBreak="0">
-    <w:nsid w:val="6EA216DC"/>
+    <w:nsid w:val="6CEA129B"/>
     <w:multiLevelType w:val="hybridMultilevel"/>
-    <w:tmpl w:val="DF961DC6"/>
+    <w:tmpl w:val="B1FEED58"/>
     <w:lvl w:ilvl="0" w:tplc="4009000F">
       <w:start w:val="1"/>
       <w:numFmt w:val="decimal"/>
@@ -4133,11 +4110,103 @@
       </w:pPr>
     </w:lvl>
   </w:abstractNum>
+  <w:abstractNum w:abstractNumId="2" w15:restartNumberingAfterBreak="0">
+    <w:nsid w:val="6EA216DC"/>
+    <w:multiLevelType w:val="hybridMultilevel"/>
+    <w:tmpl w:val="DF961DC6"/>
+    <w:lvl w:ilvl="0" w:tplc="4009000F">
+      <w:start w:val="1"/>
+      <w:numFmt w:val="decimal"/>
+      <w:lvlText w:val="%1."/>
+      <w:lvlJc w:val="left"/>
+      <w:pPr>
+        <w:ind w:left="720" w:hanging="360"/>
+      </w:pPr>
+      <w:rPr>
+        <w:rFonts w:hint="default"/>
+      </w:rPr>
+    </w:lvl>
+    <w:lvl w:ilvl="1" w:tplc="40090019" w:tentative="1">
+      <w:start w:val="1"/>
+      <w:numFmt w:val="lowerLetter"/>
+      <w:lvlText w:val="%2."/>
+      <w:lvlJc w:val="left"/>
+      <w:pPr>
+        <w:ind w:left="1440" w:hanging="360"/>
+      </w:pPr>
+    </w:lvl>
+    <w:lvl w:ilvl="2" w:tplc="4009001B" w:tentative="1">
+      <w:start w:val="1"/>
+      <w:numFmt w:val="lowerRoman"/>
+      <w:lvlText w:val="%3."/>
+      <w:lvlJc w:val="right"/>
+      <w:pPr>
+        <w:ind w:left="2160" w:hanging="180"/>
+      </w:pPr>
+    </w:lvl>
+    <w:lvl w:ilvl="3" w:tplc="4009000F" w:tentative="1">
+      <w:start w:val="1"/>
+      <w:numFmt w:val="decimal"/>
+      <w:lvlText w:val="%4."/>
+      <w:lvlJc w:val="left"/>
+      <w:pPr>
+        <w:ind w:left="2880" w:hanging="360"/>
+      </w:pPr>
+    </w:lvl>
+    <w:lvl w:ilvl="4" w:tplc="40090019" w:tentative="1">
+      <w:start w:val="1"/>
+      <w:numFmt w:val="lowerLetter"/>
+      <w:lvlText w:val="%5."/>
+      <w:lvlJc w:val="left"/>
+      <w:pPr>
+        <w:ind w:left="3600" w:hanging="360"/>
+      </w:pPr>
+    </w:lvl>
+    <w:lvl w:ilvl="5" w:tplc="4009001B" w:tentative="1">
+      <w:start w:val="1"/>
+      <w:numFmt w:val="lowerRoman"/>
+      <w:lvlText w:val="%6."/>
+      <w:lvlJc w:val="right"/>
+      <w:pPr>
+        <w:ind w:left="4320" w:hanging="180"/>
+      </w:pPr>
+    </w:lvl>
+    <w:lvl w:ilvl="6" w:tplc="4009000F" w:tentative="1">
+      <w:start w:val="1"/>
+      <w:numFmt w:val="decimal"/>
+      <w:lvlText w:val="%7."/>
+      <w:lvlJc w:val="left"/>
+      <w:pPr>
+        <w:ind w:left="5040" w:hanging="360"/>
+      </w:pPr>
+    </w:lvl>
+    <w:lvl w:ilvl="7" w:tplc="40090019" w:tentative="1">
+      <w:start w:val="1"/>
+      <w:numFmt w:val="lowerLetter"/>
+      <w:lvlText w:val="%8."/>
+      <w:lvlJc w:val="left"/>
+      <w:pPr>
+        <w:ind w:left="5760" w:hanging="360"/>
+      </w:pPr>
+    </w:lvl>
+    <w:lvl w:ilvl="8" w:tplc="4009001B" w:tentative="1">
+      <w:start w:val="1"/>
+      <w:numFmt w:val="lowerRoman"/>
+      <w:lvlText w:val="%9."/>
+      <w:lvlJc w:val="right"/>
+      <w:pPr>
+        <w:ind w:left="6480" w:hanging="180"/>
+      </w:pPr>
+    </w:lvl>
+  </w:abstractNum>
   <w:num w:numId="1" w16cid:durableId="1384330913">
-    <w:abstractNumId w:val="1"/>
+    <w:abstractNumId w:val="2"/>
   </w:num>
   <w:num w:numId="2" w16cid:durableId="138302818">
     <w:abstractNumId w:val="0"/>
+  </w:num>
+  <w:num w:numId="3" w16cid:durableId="1854493840">
+    <w:abstractNumId w:val="1"/>
   </w:num>
 </w:numbering>
 </file>
